--- a/docs/reference-forms/output/TAI-FORM-RP-05-blank.docx
+++ b/docs/reference-forms/output/TAI-FORM-RP-05-blank.docx
@@ -51,7 +51,7 @@
                 <w:sz w:val="32"/>
                 <w:szCs w:val="32"/>
               </w:rPr>
-              <w:t xml:space="preserve">설비 정비 이력 기록부</w:t>
+              <w:t xml:space="preserve">설비 정지·재가동 승인기록</w:t>
             </w:r>
           </w:p>
         </w:tc>
@@ -183,7 +183,7 @@
                 <w:sz w:val="20"/>
                 <w:szCs w:val="20"/>
               </w:rPr>
-              <w:t xml:space="preserve">설치 위치: </w:t>
+              <w:t xml:space="preserve">담당자: </w:t>
             </w:r>
           </w:p>
         </w:tc>
@@ -244,11 +244,11 @@
       </w:tblPr>
       <w:tblGrid>
         <w:gridCol w:w="566"/>
-        <w:gridCol w:w="3288"/>
-        <w:gridCol w:w="1927"/>
-        <w:gridCol w:w="1587"/>
-        <w:gridCol w:w="1360"/>
-        <w:gridCol w:w="907"/>
+        <w:gridCol w:w="2834"/>
+        <w:gridCol w:w="1474"/>
+        <w:gridCol w:w="2154"/>
+        <w:gridCol w:w="1474"/>
+        <w:gridCol w:w="1133"/>
       </w:tblGrid>
       <w:tr>
         <w:trPr>
@@ -291,7 +291,7 @@
         </w:tc>
         <w:tc>
           <w:tcPr>
-            <w:tcW w:type="dxa" w:w="3288"/>
+            <w:tcW w:type="dxa" w:w="2834"/>
             <w:tcBorders>
               <w:top w:val="single" w:color="000000" w:sz="4"/>
               <w:left w:val="single" w:color="000000" w:sz="4"/>
@@ -319,13 +319,13 @@
                 <w:sz w:val="20"/>
                 <w:szCs w:val="20"/>
               </w:rPr>
-              <w:t xml:space="preserve">설비명/번호</w:t>
-            </w:r>
-          </w:p>
-        </w:tc>
-        <w:tc>
-          <w:tcPr>
-            <w:tcW w:type="dxa" w:w="1927"/>
+              <w:t xml:space="preserve">정지 사유</w:t>
+            </w:r>
+          </w:p>
+        </w:tc>
+        <w:tc>
+          <w:tcPr>
+            <w:tcW w:type="dxa" w:w="1474"/>
             <w:tcBorders>
               <w:top w:val="single" w:color="000000" w:sz="4"/>
               <w:left w:val="single" w:color="000000" w:sz="4"/>
@@ -353,13 +353,13 @@
                 <w:sz w:val="20"/>
                 <w:szCs w:val="20"/>
               </w:rPr>
-              <w:t xml:space="preserve">작업일</w:t>
-            </w:r>
-          </w:p>
-        </w:tc>
-        <w:tc>
-          <w:tcPr>
-            <w:tcW w:type="dxa" w:w="1587"/>
+              <w:t xml:space="preserve">정지 일시</w:t>
+            </w:r>
+          </w:p>
+        </w:tc>
+        <w:tc>
+          <w:tcPr>
+            <w:tcW w:type="dxa" w:w="2154"/>
             <w:tcBorders>
               <w:top w:val="single" w:color="000000" w:sz="4"/>
               <w:left w:val="single" w:color="000000" w:sz="4"/>
@@ -387,13 +387,13 @@
                 <w:sz w:val="20"/>
                 <w:szCs w:val="20"/>
               </w:rPr>
-              <w:t xml:space="preserve">작업 내용(입력)</w:t>
-            </w:r>
-          </w:p>
-        </w:tc>
-        <w:tc>
-          <w:tcPr>
-            <w:tcW w:type="dxa" w:w="1360"/>
+              <w:t xml:space="preserve">조치 내용(입력)</w:t>
+            </w:r>
+          </w:p>
+        </w:tc>
+        <w:tc>
+          <w:tcPr>
+            <w:tcW w:type="dxa" w:w="1474"/>
             <w:tcBorders>
               <w:top w:val="single" w:color="000000" w:sz="4"/>
               <w:left w:val="single" w:color="000000" w:sz="4"/>
@@ -421,13 +421,13 @@
                 <w:sz w:val="20"/>
                 <w:szCs w:val="20"/>
               </w:rPr>
-              <w:t xml:space="preserve">작업자</w:t>
-            </w:r>
-          </w:p>
-        </w:tc>
-        <w:tc>
-          <w:tcPr>
-            <w:tcW w:type="dxa" w:w="907"/>
+              <w:t xml:space="preserve">재가동 일시(입력)</w:t>
+            </w:r>
+          </w:p>
+        </w:tc>
+        <w:tc>
+          <w:tcPr>
+            <w:tcW w:type="dxa" w:w="1133"/>
             <w:tcBorders>
               <w:top w:val="single" w:color="000000" w:sz="4"/>
               <w:left w:val="single" w:color="000000" w:sz="4"/>
@@ -455,7 +455,7 @@
                 <w:sz w:val="20"/>
                 <w:szCs w:val="20"/>
               </w:rPr>
-              <w:t xml:space="preserve">비고</w:t>
+              <w:t xml:space="preserve">확인자</w:t>
             </w:r>
           </w:p>
         </w:tc>
@@ -498,135 +498,135 @@
         </w:tc>
         <w:tc>
           <w:tcPr>
-            <w:tcW w:type="dxa" w:w="3288"/>
-            <w:tcBorders>
-              <w:top w:val="single" w:color="000000" w:sz="4"/>
-              <w:left w:val="single" w:color="000000" w:sz="4"/>
-              <w:bottom w:val="single" w:color="000000" w:sz="4"/>
-              <w:right w:val="single" w:color="000000" w:sz="4"/>
-            </w:tcBorders>
-            <w:shd w:fill="ffffff" w:color="auto" w:val="clear"/>
-            <w:tcMar>
-              <w:top w:type="dxa" w:w="170"/>
-              <w:left w:type="dxa" w:w="170"/>
-              <w:bottom w:type="dxa" w:w="170"/>
-              <w:right w:type="dxa" w:w="170"/>
-            </w:tcMar>
-            <w:vAlign w:val="center"/>
-          </w:tcPr>
-          <w:p>
-            <w:pPr>
-              <w:jc w:val="left"/>
-            </w:pPr>
-            <w:r>
-              <w:rPr>
-                <w:rFonts w:ascii="NanumGothic" w:cs="NanumGothic" w:eastAsia="NanumGothic" w:hAnsi="NanumGothic"/>
-                <w:sz w:val="20"/>
-                <w:szCs w:val="20"/>
-              </w:rPr>
-              <w:t xml:space="preserve"/>
-            </w:r>
-          </w:p>
-        </w:tc>
-        <w:tc>
-          <w:tcPr>
-            <w:tcW w:type="dxa" w:w="1927"/>
-            <w:tcBorders>
-              <w:top w:val="single" w:color="000000" w:sz="4"/>
-              <w:left w:val="single" w:color="000000" w:sz="4"/>
-              <w:bottom w:val="single" w:color="000000" w:sz="4"/>
-              <w:right w:val="single" w:color="000000" w:sz="4"/>
-            </w:tcBorders>
-            <w:shd w:fill="ffffff" w:color="auto" w:val="clear"/>
-            <w:tcMar>
-              <w:top w:type="dxa" w:w="170"/>
-              <w:left w:type="dxa" w:w="170"/>
-              <w:bottom w:type="dxa" w:w="170"/>
-              <w:right w:type="dxa" w:w="170"/>
-            </w:tcMar>
-            <w:vAlign w:val="center"/>
-          </w:tcPr>
-          <w:p>
-            <w:pPr>
-              <w:jc w:val="left"/>
-            </w:pPr>
-            <w:r>
-              <w:rPr>
-                <w:rFonts w:ascii="NanumGothic" w:cs="NanumGothic" w:eastAsia="NanumGothic" w:hAnsi="NanumGothic"/>
-                <w:sz w:val="20"/>
-                <w:szCs w:val="20"/>
-              </w:rPr>
-              <w:t xml:space="preserve"/>
-            </w:r>
-          </w:p>
-        </w:tc>
-        <w:tc>
-          <w:tcPr>
-            <w:tcW w:type="dxa" w:w="1587"/>
-            <w:tcBorders>
-              <w:top w:val="single" w:color="000000" w:sz="4"/>
-              <w:left w:val="single" w:color="000000" w:sz="4"/>
-              <w:bottom w:val="single" w:color="000000" w:sz="4"/>
-              <w:right w:val="single" w:color="000000" w:sz="4"/>
-            </w:tcBorders>
-            <w:shd w:fill="ffffff" w:color="auto" w:val="clear"/>
-            <w:tcMar>
-              <w:top w:type="dxa" w:w="170"/>
-              <w:left w:type="dxa" w:w="170"/>
-              <w:bottom w:type="dxa" w:w="170"/>
-              <w:right w:type="dxa" w:w="170"/>
-            </w:tcMar>
-            <w:vAlign w:val="center"/>
-          </w:tcPr>
-          <w:p>
-            <w:pPr>
-              <w:jc w:val="left"/>
-            </w:pPr>
-            <w:r>
-              <w:rPr>
-                <w:rFonts w:ascii="NanumGothic" w:cs="NanumGothic" w:eastAsia="NanumGothic" w:hAnsi="NanumGothic"/>
-                <w:sz w:val="20"/>
-                <w:szCs w:val="20"/>
-              </w:rPr>
-              <w:t xml:space="preserve"/>
-            </w:r>
-          </w:p>
-        </w:tc>
-        <w:tc>
-          <w:tcPr>
-            <w:tcW w:type="dxa" w:w="1360"/>
-            <w:tcBorders>
-              <w:top w:val="single" w:color="000000" w:sz="4"/>
-              <w:left w:val="single" w:color="000000" w:sz="4"/>
-              <w:bottom w:val="single" w:color="000000" w:sz="4"/>
-              <w:right w:val="single" w:color="000000" w:sz="4"/>
-            </w:tcBorders>
-            <w:shd w:fill="ffffff" w:color="auto" w:val="clear"/>
-            <w:tcMar>
-              <w:top w:type="dxa" w:w="170"/>
-              <w:left w:type="dxa" w:w="170"/>
-              <w:bottom w:type="dxa" w:w="170"/>
-              <w:right w:type="dxa" w:w="170"/>
-            </w:tcMar>
-            <w:vAlign w:val="center"/>
-          </w:tcPr>
-          <w:p>
-            <w:pPr>
-              <w:jc w:val="left"/>
-            </w:pPr>
-            <w:r>
-              <w:rPr>
-                <w:rFonts w:ascii="NanumGothic" w:cs="NanumGothic" w:eastAsia="NanumGothic" w:hAnsi="NanumGothic"/>
-                <w:sz w:val="20"/>
-                <w:szCs w:val="20"/>
-              </w:rPr>
-              <w:t xml:space="preserve"/>
-            </w:r>
-          </w:p>
-        </w:tc>
-        <w:tc>
-          <w:tcPr>
-            <w:tcW w:type="dxa" w:w="907"/>
+            <w:tcW w:type="dxa" w:w="2834"/>
+            <w:tcBorders>
+              <w:top w:val="single" w:color="000000" w:sz="4"/>
+              <w:left w:val="single" w:color="000000" w:sz="4"/>
+              <w:bottom w:val="single" w:color="000000" w:sz="4"/>
+              <w:right w:val="single" w:color="000000" w:sz="4"/>
+            </w:tcBorders>
+            <w:shd w:fill="ffffff" w:color="auto" w:val="clear"/>
+            <w:tcMar>
+              <w:top w:type="dxa" w:w="170"/>
+              <w:left w:type="dxa" w:w="170"/>
+              <w:bottom w:type="dxa" w:w="170"/>
+              <w:right w:type="dxa" w:w="170"/>
+            </w:tcMar>
+            <w:vAlign w:val="center"/>
+          </w:tcPr>
+          <w:p>
+            <w:pPr>
+              <w:jc w:val="left"/>
+            </w:pPr>
+            <w:r>
+              <w:rPr>
+                <w:rFonts w:ascii="NanumGothic" w:cs="NanumGothic" w:eastAsia="NanumGothic" w:hAnsi="NanumGothic"/>
+                <w:sz w:val="20"/>
+                <w:szCs w:val="20"/>
+              </w:rPr>
+              <w:t xml:space="preserve"/>
+            </w:r>
+          </w:p>
+        </w:tc>
+        <w:tc>
+          <w:tcPr>
+            <w:tcW w:type="dxa" w:w="1474"/>
+            <w:tcBorders>
+              <w:top w:val="single" w:color="000000" w:sz="4"/>
+              <w:left w:val="single" w:color="000000" w:sz="4"/>
+              <w:bottom w:val="single" w:color="000000" w:sz="4"/>
+              <w:right w:val="single" w:color="000000" w:sz="4"/>
+            </w:tcBorders>
+            <w:shd w:fill="ffffff" w:color="auto" w:val="clear"/>
+            <w:tcMar>
+              <w:top w:type="dxa" w:w="170"/>
+              <w:left w:type="dxa" w:w="170"/>
+              <w:bottom w:type="dxa" w:w="170"/>
+              <w:right w:type="dxa" w:w="170"/>
+            </w:tcMar>
+            <w:vAlign w:val="center"/>
+          </w:tcPr>
+          <w:p>
+            <w:pPr>
+              <w:jc w:val="left"/>
+            </w:pPr>
+            <w:r>
+              <w:rPr>
+                <w:rFonts w:ascii="NanumGothic" w:cs="NanumGothic" w:eastAsia="NanumGothic" w:hAnsi="NanumGothic"/>
+                <w:sz w:val="20"/>
+                <w:szCs w:val="20"/>
+              </w:rPr>
+              <w:t xml:space="preserve"/>
+            </w:r>
+          </w:p>
+        </w:tc>
+        <w:tc>
+          <w:tcPr>
+            <w:tcW w:type="dxa" w:w="2154"/>
+            <w:tcBorders>
+              <w:top w:val="single" w:color="000000" w:sz="4"/>
+              <w:left w:val="single" w:color="000000" w:sz="4"/>
+              <w:bottom w:val="single" w:color="000000" w:sz="4"/>
+              <w:right w:val="single" w:color="000000" w:sz="4"/>
+            </w:tcBorders>
+            <w:shd w:fill="ffffff" w:color="auto" w:val="clear"/>
+            <w:tcMar>
+              <w:top w:type="dxa" w:w="170"/>
+              <w:left w:type="dxa" w:w="170"/>
+              <w:bottom w:type="dxa" w:w="170"/>
+              <w:right w:type="dxa" w:w="170"/>
+            </w:tcMar>
+            <w:vAlign w:val="center"/>
+          </w:tcPr>
+          <w:p>
+            <w:pPr>
+              <w:jc w:val="left"/>
+            </w:pPr>
+            <w:r>
+              <w:rPr>
+                <w:rFonts w:ascii="NanumGothic" w:cs="NanumGothic" w:eastAsia="NanumGothic" w:hAnsi="NanumGothic"/>
+                <w:sz w:val="20"/>
+                <w:szCs w:val="20"/>
+              </w:rPr>
+              <w:t xml:space="preserve"/>
+            </w:r>
+          </w:p>
+        </w:tc>
+        <w:tc>
+          <w:tcPr>
+            <w:tcW w:type="dxa" w:w="1474"/>
+            <w:tcBorders>
+              <w:top w:val="single" w:color="000000" w:sz="4"/>
+              <w:left w:val="single" w:color="000000" w:sz="4"/>
+              <w:bottom w:val="single" w:color="000000" w:sz="4"/>
+              <w:right w:val="single" w:color="000000" w:sz="4"/>
+            </w:tcBorders>
+            <w:shd w:fill="ffffff" w:color="auto" w:val="clear"/>
+            <w:tcMar>
+              <w:top w:type="dxa" w:w="170"/>
+              <w:left w:type="dxa" w:w="170"/>
+              <w:bottom w:type="dxa" w:w="170"/>
+              <w:right w:type="dxa" w:w="170"/>
+            </w:tcMar>
+            <w:vAlign w:val="center"/>
+          </w:tcPr>
+          <w:p>
+            <w:pPr>
+              <w:jc w:val="left"/>
+            </w:pPr>
+            <w:r>
+              <w:rPr>
+                <w:rFonts w:ascii="NanumGothic" w:cs="NanumGothic" w:eastAsia="NanumGothic" w:hAnsi="NanumGothic"/>
+                <w:sz w:val="20"/>
+                <w:szCs w:val="20"/>
+              </w:rPr>
+              <w:t xml:space="preserve"/>
+            </w:r>
+          </w:p>
+        </w:tc>
+        <w:tc>
+          <w:tcPr>
+            <w:tcW w:type="dxa" w:w="1133"/>
             <w:tcBorders>
               <w:top w:val="single" w:color="000000" w:sz="4"/>
               <w:left w:val="single" w:color="000000" w:sz="4"/>
@@ -695,7 +695,7 @@
         </w:tc>
         <w:tc>
           <w:tcPr>
-            <w:tcW w:type="dxa" w:w="3288"/>
+            <w:tcW w:type="dxa" w:w="2834"/>
             <w:tcBorders>
               <w:top w:val="single" w:color="000000" w:sz="4"/>
               <w:left w:val="single" w:color="000000" w:sz="4"/>
@@ -727,7 +727,7 @@
         </w:tc>
         <w:tc>
           <w:tcPr>
-            <w:tcW w:type="dxa" w:w="1927"/>
+            <w:tcW w:type="dxa" w:w="1474"/>
             <w:tcBorders>
               <w:top w:val="single" w:color="000000" w:sz="4"/>
               <w:left w:val="single" w:color="000000" w:sz="4"/>
@@ -759,7 +759,7 @@
         </w:tc>
         <w:tc>
           <w:tcPr>
-            <w:tcW w:type="dxa" w:w="1587"/>
+            <w:tcW w:type="dxa" w:w="2154"/>
             <w:tcBorders>
               <w:top w:val="single" w:color="000000" w:sz="4"/>
               <w:left w:val="single" w:color="000000" w:sz="4"/>
@@ -791,7 +791,7 @@
         </w:tc>
         <w:tc>
           <w:tcPr>
-            <w:tcW w:type="dxa" w:w="1360"/>
+            <w:tcW w:type="dxa" w:w="1474"/>
             <w:tcBorders>
               <w:top w:val="single" w:color="000000" w:sz="4"/>
               <w:left w:val="single" w:color="000000" w:sz="4"/>
@@ -823,7 +823,7 @@
         </w:tc>
         <w:tc>
           <w:tcPr>
-            <w:tcW w:type="dxa" w:w="907"/>
+            <w:tcW w:type="dxa" w:w="1133"/>
             <w:tcBorders>
               <w:top w:val="single" w:color="000000" w:sz="4"/>
               <w:left w:val="single" w:color="000000" w:sz="4"/>
@@ -892,135 +892,135 @@
         </w:tc>
         <w:tc>
           <w:tcPr>
-            <w:tcW w:type="dxa" w:w="3288"/>
-            <w:tcBorders>
-              <w:top w:val="single" w:color="000000" w:sz="4"/>
-              <w:left w:val="single" w:color="000000" w:sz="4"/>
-              <w:bottom w:val="single" w:color="000000" w:sz="4"/>
-              <w:right w:val="single" w:color="000000" w:sz="4"/>
-            </w:tcBorders>
-            <w:shd w:fill="ffffff" w:color="auto" w:val="clear"/>
-            <w:tcMar>
-              <w:top w:type="dxa" w:w="170"/>
-              <w:left w:type="dxa" w:w="170"/>
-              <w:bottom w:type="dxa" w:w="170"/>
-              <w:right w:type="dxa" w:w="170"/>
-            </w:tcMar>
-            <w:vAlign w:val="center"/>
-          </w:tcPr>
-          <w:p>
-            <w:pPr>
-              <w:jc w:val="left"/>
-            </w:pPr>
-            <w:r>
-              <w:rPr>
-                <w:rFonts w:ascii="NanumGothic" w:cs="NanumGothic" w:eastAsia="NanumGothic" w:hAnsi="NanumGothic"/>
-                <w:sz w:val="20"/>
-                <w:szCs w:val="20"/>
-              </w:rPr>
-              <w:t xml:space="preserve"/>
-            </w:r>
-          </w:p>
-        </w:tc>
-        <w:tc>
-          <w:tcPr>
-            <w:tcW w:type="dxa" w:w="1927"/>
-            <w:tcBorders>
-              <w:top w:val="single" w:color="000000" w:sz="4"/>
-              <w:left w:val="single" w:color="000000" w:sz="4"/>
-              <w:bottom w:val="single" w:color="000000" w:sz="4"/>
-              <w:right w:val="single" w:color="000000" w:sz="4"/>
-            </w:tcBorders>
-            <w:shd w:fill="ffffff" w:color="auto" w:val="clear"/>
-            <w:tcMar>
-              <w:top w:type="dxa" w:w="170"/>
-              <w:left w:type="dxa" w:w="170"/>
-              <w:bottom w:type="dxa" w:w="170"/>
-              <w:right w:type="dxa" w:w="170"/>
-            </w:tcMar>
-            <w:vAlign w:val="center"/>
-          </w:tcPr>
-          <w:p>
-            <w:pPr>
-              <w:jc w:val="left"/>
-            </w:pPr>
-            <w:r>
-              <w:rPr>
-                <w:rFonts w:ascii="NanumGothic" w:cs="NanumGothic" w:eastAsia="NanumGothic" w:hAnsi="NanumGothic"/>
-                <w:sz w:val="20"/>
-                <w:szCs w:val="20"/>
-              </w:rPr>
-              <w:t xml:space="preserve"/>
-            </w:r>
-          </w:p>
-        </w:tc>
-        <w:tc>
-          <w:tcPr>
-            <w:tcW w:type="dxa" w:w="1587"/>
-            <w:tcBorders>
-              <w:top w:val="single" w:color="000000" w:sz="4"/>
-              <w:left w:val="single" w:color="000000" w:sz="4"/>
-              <w:bottom w:val="single" w:color="000000" w:sz="4"/>
-              <w:right w:val="single" w:color="000000" w:sz="4"/>
-            </w:tcBorders>
-            <w:shd w:fill="ffffff" w:color="auto" w:val="clear"/>
-            <w:tcMar>
-              <w:top w:type="dxa" w:w="170"/>
-              <w:left w:type="dxa" w:w="170"/>
-              <w:bottom w:type="dxa" w:w="170"/>
-              <w:right w:type="dxa" w:w="170"/>
-            </w:tcMar>
-            <w:vAlign w:val="center"/>
-          </w:tcPr>
-          <w:p>
-            <w:pPr>
-              <w:jc w:val="left"/>
-            </w:pPr>
-            <w:r>
-              <w:rPr>
-                <w:rFonts w:ascii="NanumGothic" w:cs="NanumGothic" w:eastAsia="NanumGothic" w:hAnsi="NanumGothic"/>
-                <w:sz w:val="20"/>
-                <w:szCs w:val="20"/>
-              </w:rPr>
-              <w:t xml:space="preserve"/>
-            </w:r>
-          </w:p>
-        </w:tc>
-        <w:tc>
-          <w:tcPr>
-            <w:tcW w:type="dxa" w:w="1360"/>
-            <w:tcBorders>
-              <w:top w:val="single" w:color="000000" w:sz="4"/>
-              <w:left w:val="single" w:color="000000" w:sz="4"/>
-              <w:bottom w:val="single" w:color="000000" w:sz="4"/>
-              <w:right w:val="single" w:color="000000" w:sz="4"/>
-            </w:tcBorders>
-            <w:shd w:fill="ffffff" w:color="auto" w:val="clear"/>
-            <w:tcMar>
-              <w:top w:type="dxa" w:w="170"/>
-              <w:left w:type="dxa" w:w="170"/>
-              <w:bottom w:type="dxa" w:w="170"/>
-              <w:right w:type="dxa" w:w="170"/>
-            </w:tcMar>
-            <w:vAlign w:val="center"/>
-          </w:tcPr>
-          <w:p>
-            <w:pPr>
-              <w:jc w:val="left"/>
-            </w:pPr>
-            <w:r>
-              <w:rPr>
-                <w:rFonts w:ascii="NanumGothic" w:cs="NanumGothic" w:eastAsia="NanumGothic" w:hAnsi="NanumGothic"/>
-                <w:sz w:val="20"/>
-                <w:szCs w:val="20"/>
-              </w:rPr>
-              <w:t xml:space="preserve"/>
-            </w:r>
-          </w:p>
-        </w:tc>
-        <w:tc>
-          <w:tcPr>
-            <w:tcW w:type="dxa" w:w="907"/>
+            <w:tcW w:type="dxa" w:w="2834"/>
+            <w:tcBorders>
+              <w:top w:val="single" w:color="000000" w:sz="4"/>
+              <w:left w:val="single" w:color="000000" w:sz="4"/>
+              <w:bottom w:val="single" w:color="000000" w:sz="4"/>
+              <w:right w:val="single" w:color="000000" w:sz="4"/>
+            </w:tcBorders>
+            <w:shd w:fill="ffffff" w:color="auto" w:val="clear"/>
+            <w:tcMar>
+              <w:top w:type="dxa" w:w="170"/>
+              <w:left w:type="dxa" w:w="170"/>
+              <w:bottom w:type="dxa" w:w="170"/>
+              <w:right w:type="dxa" w:w="170"/>
+            </w:tcMar>
+            <w:vAlign w:val="center"/>
+          </w:tcPr>
+          <w:p>
+            <w:pPr>
+              <w:jc w:val="left"/>
+            </w:pPr>
+            <w:r>
+              <w:rPr>
+                <w:rFonts w:ascii="NanumGothic" w:cs="NanumGothic" w:eastAsia="NanumGothic" w:hAnsi="NanumGothic"/>
+                <w:sz w:val="20"/>
+                <w:szCs w:val="20"/>
+              </w:rPr>
+              <w:t xml:space="preserve"/>
+            </w:r>
+          </w:p>
+        </w:tc>
+        <w:tc>
+          <w:tcPr>
+            <w:tcW w:type="dxa" w:w="1474"/>
+            <w:tcBorders>
+              <w:top w:val="single" w:color="000000" w:sz="4"/>
+              <w:left w:val="single" w:color="000000" w:sz="4"/>
+              <w:bottom w:val="single" w:color="000000" w:sz="4"/>
+              <w:right w:val="single" w:color="000000" w:sz="4"/>
+            </w:tcBorders>
+            <w:shd w:fill="ffffff" w:color="auto" w:val="clear"/>
+            <w:tcMar>
+              <w:top w:type="dxa" w:w="170"/>
+              <w:left w:type="dxa" w:w="170"/>
+              <w:bottom w:type="dxa" w:w="170"/>
+              <w:right w:type="dxa" w:w="170"/>
+            </w:tcMar>
+            <w:vAlign w:val="center"/>
+          </w:tcPr>
+          <w:p>
+            <w:pPr>
+              <w:jc w:val="left"/>
+            </w:pPr>
+            <w:r>
+              <w:rPr>
+                <w:rFonts w:ascii="NanumGothic" w:cs="NanumGothic" w:eastAsia="NanumGothic" w:hAnsi="NanumGothic"/>
+                <w:sz w:val="20"/>
+                <w:szCs w:val="20"/>
+              </w:rPr>
+              <w:t xml:space="preserve"/>
+            </w:r>
+          </w:p>
+        </w:tc>
+        <w:tc>
+          <w:tcPr>
+            <w:tcW w:type="dxa" w:w="2154"/>
+            <w:tcBorders>
+              <w:top w:val="single" w:color="000000" w:sz="4"/>
+              <w:left w:val="single" w:color="000000" w:sz="4"/>
+              <w:bottom w:val="single" w:color="000000" w:sz="4"/>
+              <w:right w:val="single" w:color="000000" w:sz="4"/>
+            </w:tcBorders>
+            <w:shd w:fill="ffffff" w:color="auto" w:val="clear"/>
+            <w:tcMar>
+              <w:top w:type="dxa" w:w="170"/>
+              <w:left w:type="dxa" w:w="170"/>
+              <w:bottom w:type="dxa" w:w="170"/>
+              <w:right w:type="dxa" w:w="170"/>
+            </w:tcMar>
+            <w:vAlign w:val="center"/>
+          </w:tcPr>
+          <w:p>
+            <w:pPr>
+              <w:jc w:val="left"/>
+            </w:pPr>
+            <w:r>
+              <w:rPr>
+                <w:rFonts w:ascii="NanumGothic" w:cs="NanumGothic" w:eastAsia="NanumGothic" w:hAnsi="NanumGothic"/>
+                <w:sz w:val="20"/>
+                <w:szCs w:val="20"/>
+              </w:rPr>
+              <w:t xml:space="preserve"/>
+            </w:r>
+          </w:p>
+        </w:tc>
+        <w:tc>
+          <w:tcPr>
+            <w:tcW w:type="dxa" w:w="1474"/>
+            <w:tcBorders>
+              <w:top w:val="single" w:color="000000" w:sz="4"/>
+              <w:left w:val="single" w:color="000000" w:sz="4"/>
+              <w:bottom w:val="single" w:color="000000" w:sz="4"/>
+              <w:right w:val="single" w:color="000000" w:sz="4"/>
+            </w:tcBorders>
+            <w:shd w:fill="ffffff" w:color="auto" w:val="clear"/>
+            <w:tcMar>
+              <w:top w:type="dxa" w:w="170"/>
+              <w:left w:type="dxa" w:w="170"/>
+              <w:bottom w:type="dxa" w:w="170"/>
+              <w:right w:type="dxa" w:w="170"/>
+            </w:tcMar>
+            <w:vAlign w:val="center"/>
+          </w:tcPr>
+          <w:p>
+            <w:pPr>
+              <w:jc w:val="left"/>
+            </w:pPr>
+            <w:r>
+              <w:rPr>
+                <w:rFonts w:ascii="NanumGothic" w:cs="NanumGothic" w:eastAsia="NanumGothic" w:hAnsi="NanumGothic"/>
+                <w:sz w:val="20"/>
+                <w:szCs w:val="20"/>
+              </w:rPr>
+              <w:t xml:space="preserve"/>
+            </w:r>
+          </w:p>
+        </w:tc>
+        <w:tc>
+          <w:tcPr>
+            <w:tcW w:type="dxa" w:w="1133"/>
             <w:tcBorders>
               <w:top w:val="single" w:color="000000" w:sz="4"/>
               <w:left w:val="single" w:color="000000" w:sz="4"/>
@@ -1089,7 +1089,7 @@
         </w:tc>
         <w:tc>
           <w:tcPr>
-            <w:tcW w:type="dxa" w:w="3288"/>
+            <w:tcW w:type="dxa" w:w="2834"/>
             <w:tcBorders>
               <w:top w:val="single" w:color="000000" w:sz="4"/>
               <w:left w:val="single" w:color="000000" w:sz="4"/>
@@ -1121,7 +1121,7 @@
         </w:tc>
         <w:tc>
           <w:tcPr>
-            <w:tcW w:type="dxa" w:w="1927"/>
+            <w:tcW w:type="dxa" w:w="1474"/>
             <w:tcBorders>
               <w:top w:val="single" w:color="000000" w:sz="4"/>
               <w:left w:val="single" w:color="000000" w:sz="4"/>
@@ -1153,7 +1153,7 @@
         </w:tc>
         <w:tc>
           <w:tcPr>
-            <w:tcW w:type="dxa" w:w="1587"/>
+            <w:tcW w:type="dxa" w:w="2154"/>
             <w:tcBorders>
               <w:top w:val="single" w:color="000000" w:sz="4"/>
               <w:left w:val="single" w:color="000000" w:sz="4"/>
@@ -1185,7 +1185,7 @@
         </w:tc>
         <w:tc>
           <w:tcPr>
-            <w:tcW w:type="dxa" w:w="1360"/>
+            <w:tcW w:type="dxa" w:w="1474"/>
             <w:tcBorders>
               <w:top w:val="single" w:color="000000" w:sz="4"/>
               <w:left w:val="single" w:color="000000" w:sz="4"/>
@@ -1217,7 +1217,7 @@
         </w:tc>
         <w:tc>
           <w:tcPr>
-            <w:tcW w:type="dxa" w:w="907"/>
+            <w:tcW w:type="dxa" w:w="1133"/>
             <w:tcBorders>
               <w:top w:val="single" w:color="000000" w:sz="4"/>
               <w:left w:val="single" w:color="000000" w:sz="4"/>
@@ -1286,135 +1286,135 @@
         </w:tc>
         <w:tc>
           <w:tcPr>
-            <w:tcW w:type="dxa" w:w="3288"/>
-            <w:tcBorders>
-              <w:top w:val="single" w:color="000000" w:sz="4"/>
-              <w:left w:val="single" w:color="000000" w:sz="4"/>
-              <w:bottom w:val="single" w:color="000000" w:sz="4"/>
-              <w:right w:val="single" w:color="000000" w:sz="4"/>
-            </w:tcBorders>
-            <w:shd w:fill="ffffff" w:color="auto" w:val="clear"/>
-            <w:tcMar>
-              <w:top w:type="dxa" w:w="170"/>
-              <w:left w:type="dxa" w:w="170"/>
-              <w:bottom w:type="dxa" w:w="170"/>
-              <w:right w:type="dxa" w:w="170"/>
-            </w:tcMar>
-            <w:vAlign w:val="center"/>
-          </w:tcPr>
-          <w:p>
-            <w:pPr>
-              <w:jc w:val="left"/>
-            </w:pPr>
-            <w:r>
-              <w:rPr>
-                <w:rFonts w:ascii="NanumGothic" w:cs="NanumGothic" w:eastAsia="NanumGothic" w:hAnsi="NanumGothic"/>
-                <w:sz w:val="20"/>
-                <w:szCs w:val="20"/>
-              </w:rPr>
-              <w:t xml:space="preserve"/>
-            </w:r>
-          </w:p>
-        </w:tc>
-        <w:tc>
-          <w:tcPr>
-            <w:tcW w:type="dxa" w:w="1927"/>
-            <w:tcBorders>
-              <w:top w:val="single" w:color="000000" w:sz="4"/>
-              <w:left w:val="single" w:color="000000" w:sz="4"/>
-              <w:bottom w:val="single" w:color="000000" w:sz="4"/>
-              <w:right w:val="single" w:color="000000" w:sz="4"/>
-            </w:tcBorders>
-            <w:shd w:fill="ffffff" w:color="auto" w:val="clear"/>
-            <w:tcMar>
-              <w:top w:type="dxa" w:w="170"/>
-              <w:left w:type="dxa" w:w="170"/>
-              <w:bottom w:type="dxa" w:w="170"/>
-              <w:right w:type="dxa" w:w="170"/>
-            </w:tcMar>
-            <w:vAlign w:val="center"/>
-          </w:tcPr>
-          <w:p>
-            <w:pPr>
-              <w:jc w:val="left"/>
-            </w:pPr>
-            <w:r>
-              <w:rPr>
-                <w:rFonts w:ascii="NanumGothic" w:cs="NanumGothic" w:eastAsia="NanumGothic" w:hAnsi="NanumGothic"/>
-                <w:sz w:val="20"/>
-                <w:szCs w:val="20"/>
-              </w:rPr>
-              <w:t xml:space="preserve"/>
-            </w:r>
-          </w:p>
-        </w:tc>
-        <w:tc>
-          <w:tcPr>
-            <w:tcW w:type="dxa" w:w="1587"/>
-            <w:tcBorders>
-              <w:top w:val="single" w:color="000000" w:sz="4"/>
-              <w:left w:val="single" w:color="000000" w:sz="4"/>
-              <w:bottom w:val="single" w:color="000000" w:sz="4"/>
-              <w:right w:val="single" w:color="000000" w:sz="4"/>
-            </w:tcBorders>
-            <w:shd w:fill="ffffff" w:color="auto" w:val="clear"/>
-            <w:tcMar>
-              <w:top w:type="dxa" w:w="170"/>
-              <w:left w:type="dxa" w:w="170"/>
-              <w:bottom w:type="dxa" w:w="170"/>
-              <w:right w:type="dxa" w:w="170"/>
-            </w:tcMar>
-            <w:vAlign w:val="center"/>
-          </w:tcPr>
-          <w:p>
-            <w:pPr>
-              <w:jc w:val="left"/>
-            </w:pPr>
-            <w:r>
-              <w:rPr>
-                <w:rFonts w:ascii="NanumGothic" w:cs="NanumGothic" w:eastAsia="NanumGothic" w:hAnsi="NanumGothic"/>
-                <w:sz w:val="20"/>
-                <w:szCs w:val="20"/>
-              </w:rPr>
-              <w:t xml:space="preserve"/>
-            </w:r>
-          </w:p>
-        </w:tc>
-        <w:tc>
-          <w:tcPr>
-            <w:tcW w:type="dxa" w:w="1360"/>
-            <w:tcBorders>
-              <w:top w:val="single" w:color="000000" w:sz="4"/>
-              <w:left w:val="single" w:color="000000" w:sz="4"/>
-              <w:bottom w:val="single" w:color="000000" w:sz="4"/>
-              <w:right w:val="single" w:color="000000" w:sz="4"/>
-            </w:tcBorders>
-            <w:shd w:fill="ffffff" w:color="auto" w:val="clear"/>
-            <w:tcMar>
-              <w:top w:type="dxa" w:w="170"/>
-              <w:left w:type="dxa" w:w="170"/>
-              <w:bottom w:type="dxa" w:w="170"/>
-              <w:right w:type="dxa" w:w="170"/>
-            </w:tcMar>
-            <w:vAlign w:val="center"/>
-          </w:tcPr>
-          <w:p>
-            <w:pPr>
-              <w:jc w:val="left"/>
-            </w:pPr>
-            <w:r>
-              <w:rPr>
-                <w:rFonts w:ascii="NanumGothic" w:cs="NanumGothic" w:eastAsia="NanumGothic" w:hAnsi="NanumGothic"/>
-                <w:sz w:val="20"/>
-                <w:szCs w:val="20"/>
-              </w:rPr>
-              <w:t xml:space="preserve"/>
-            </w:r>
-          </w:p>
-        </w:tc>
-        <w:tc>
-          <w:tcPr>
-            <w:tcW w:type="dxa" w:w="907"/>
+            <w:tcW w:type="dxa" w:w="2834"/>
+            <w:tcBorders>
+              <w:top w:val="single" w:color="000000" w:sz="4"/>
+              <w:left w:val="single" w:color="000000" w:sz="4"/>
+              <w:bottom w:val="single" w:color="000000" w:sz="4"/>
+              <w:right w:val="single" w:color="000000" w:sz="4"/>
+            </w:tcBorders>
+            <w:shd w:fill="ffffff" w:color="auto" w:val="clear"/>
+            <w:tcMar>
+              <w:top w:type="dxa" w:w="170"/>
+              <w:left w:type="dxa" w:w="170"/>
+              <w:bottom w:type="dxa" w:w="170"/>
+              <w:right w:type="dxa" w:w="170"/>
+            </w:tcMar>
+            <w:vAlign w:val="center"/>
+          </w:tcPr>
+          <w:p>
+            <w:pPr>
+              <w:jc w:val="left"/>
+            </w:pPr>
+            <w:r>
+              <w:rPr>
+                <w:rFonts w:ascii="NanumGothic" w:cs="NanumGothic" w:eastAsia="NanumGothic" w:hAnsi="NanumGothic"/>
+                <w:sz w:val="20"/>
+                <w:szCs w:val="20"/>
+              </w:rPr>
+              <w:t xml:space="preserve"/>
+            </w:r>
+          </w:p>
+        </w:tc>
+        <w:tc>
+          <w:tcPr>
+            <w:tcW w:type="dxa" w:w="1474"/>
+            <w:tcBorders>
+              <w:top w:val="single" w:color="000000" w:sz="4"/>
+              <w:left w:val="single" w:color="000000" w:sz="4"/>
+              <w:bottom w:val="single" w:color="000000" w:sz="4"/>
+              <w:right w:val="single" w:color="000000" w:sz="4"/>
+            </w:tcBorders>
+            <w:shd w:fill="ffffff" w:color="auto" w:val="clear"/>
+            <w:tcMar>
+              <w:top w:type="dxa" w:w="170"/>
+              <w:left w:type="dxa" w:w="170"/>
+              <w:bottom w:type="dxa" w:w="170"/>
+              <w:right w:type="dxa" w:w="170"/>
+            </w:tcMar>
+            <w:vAlign w:val="center"/>
+          </w:tcPr>
+          <w:p>
+            <w:pPr>
+              <w:jc w:val="left"/>
+            </w:pPr>
+            <w:r>
+              <w:rPr>
+                <w:rFonts w:ascii="NanumGothic" w:cs="NanumGothic" w:eastAsia="NanumGothic" w:hAnsi="NanumGothic"/>
+                <w:sz w:val="20"/>
+                <w:szCs w:val="20"/>
+              </w:rPr>
+              <w:t xml:space="preserve"/>
+            </w:r>
+          </w:p>
+        </w:tc>
+        <w:tc>
+          <w:tcPr>
+            <w:tcW w:type="dxa" w:w="2154"/>
+            <w:tcBorders>
+              <w:top w:val="single" w:color="000000" w:sz="4"/>
+              <w:left w:val="single" w:color="000000" w:sz="4"/>
+              <w:bottom w:val="single" w:color="000000" w:sz="4"/>
+              <w:right w:val="single" w:color="000000" w:sz="4"/>
+            </w:tcBorders>
+            <w:shd w:fill="ffffff" w:color="auto" w:val="clear"/>
+            <w:tcMar>
+              <w:top w:type="dxa" w:w="170"/>
+              <w:left w:type="dxa" w:w="170"/>
+              <w:bottom w:type="dxa" w:w="170"/>
+              <w:right w:type="dxa" w:w="170"/>
+            </w:tcMar>
+            <w:vAlign w:val="center"/>
+          </w:tcPr>
+          <w:p>
+            <w:pPr>
+              <w:jc w:val="left"/>
+            </w:pPr>
+            <w:r>
+              <w:rPr>
+                <w:rFonts w:ascii="NanumGothic" w:cs="NanumGothic" w:eastAsia="NanumGothic" w:hAnsi="NanumGothic"/>
+                <w:sz w:val="20"/>
+                <w:szCs w:val="20"/>
+              </w:rPr>
+              <w:t xml:space="preserve"/>
+            </w:r>
+          </w:p>
+        </w:tc>
+        <w:tc>
+          <w:tcPr>
+            <w:tcW w:type="dxa" w:w="1474"/>
+            <w:tcBorders>
+              <w:top w:val="single" w:color="000000" w:sz="4"/>
+              <w:left w:val="single" w:color="000000" w:sz="4"/>
+              <w:bottom w:val="single" w:color="000000" w:sz="4"/>
+              <w:right w:val="single" w:color="000000" w:sz="4"/>
+            </w:tcBorders>
+            <w:shd w:fill="ffffff" w:color="auto" w:val="clear"/>
+            <w:tcMar>
+              <w:top w:type="dxa" w:w="170"/>
+              <w:left w:type="dxa" w:w="170"/>
+              <w:bottom w:type="dxa" w:w="170"/>
+              <w:right w:type="dxa" w:w="170"/>
+            </w:tcMar>
+            <w:vAlign w:val="center"/>
+          </w:tcPr>
+          <w:p>
+            <w:pPr>
+              <w:jc w:val="left"/>
+            </w:pPr>
+            <w:r>
+              <w:rPr>
+                <w:rFonts w:ascii="NanumGothic" w:cs="NanumGothic" w:eastAsia="NanumGothic" w:hAnsi="NanumGothic"/>
+                <w:sz w:val="20"/>
+                <w:szCs w:val="20"/>
+              </w:rPr>
+              <w:t xml:space="preserve"/>
+            </w:r>
+          </w:p>
+        </w:tc>
+        <w:tc>
+          <w:tcPr>
+            <w:tcW w:type="dxa" w:w="1133"/>
             <w:tcBorders>
               <w:top w:val="single" w:color="000000" w:sz="4"/>
               <w:left w:val="single" w:color="000000" w:sz="4"/>
@@ -1483,7 +1483,7 @@
         </w:tc>
         <w:tc>
           <w:tcPr>
-            <w:tcW w:type="dxa" w:w="3288"/>
+            <w:tcW w:type="dxa" w:w="2834"/>
             <w:tcBorders>
               <w:top w:val="single" w:color="000000" w:sz="4"/>
               <w:left w:val="single" w:color="000000" w:sz="4"/>
@@ -1515,7 +1515,7 @@
         </w:tc>
         <w:tc>
           <w:tcPr>
-            <w:tcW w:type="dxa" w:w="1927"/>
+            <w:tcW w:type="dxa" w:w="1474"/>
             <w:tcBorders>
               <w:top w:val="single" w:color="000000" w:sz="4"/>
               <w:left w:val="single" w:color="000000" w:sz="4"/>
@@ -1547,7 +1547,7 @@
         </w:tc>
         <w:tc>
           <w:tcPr>
-            <w:tcW w:type="dxa" w:w="1587"/>
+            <w:tcW w:type="dxa" w:w="2154"/>
             <w:tcBorders>
               <w:top w:val="single" w:color="000000" w:sz="4"/>
               <w:left w:val="single" w:color="000000" w:sz="4"/>
@@ -1579,7 +1579,7 @@
         </w:tc>
         <w:tc>
           <w:tcPr>
-            <w:tcW w:type="dxa" w:w="1360"/>
+            <w:tcW w:type="dxa" w:w="1474"/>
             <w:tcBorders>
               <w:top w:val="single" w:color="000000" w:sz="4"/>
               <w:left w:val="single" w:color="000000" w:sz="4"/>
@@ -1611,7 +1611,7 @@
         </w:tc>
         <w:tc>
           <w:tcPr>
-            <w:tcW w:type="dxa" w:w="907"/>
+            <w:tcW w:type="dxa" w:w="1133"/>
             <w:tcBorders>
               <w:top w:val="single" w:color="000000" w:sz="4"/>
               <w:left w:val="single" w:color="000000" w:sz="4"/>
@@ -1680,135 +1680,135 @@
         </w:tc>
         <w:tc>
           <w:tcPr>
-            <w:tcW w:type="dxa" w:w="3288"/>
-            <w:tcBorders>
-              <w:top w:val="single" w:color="000000" w:sz="4"/>
-              <w:left w:val="single" w:color="000000" w:sz="4"/>
-              <w:bottom w:val="single" w:color="000000" w:sz="4"/>
-              <w:right w:val="single" w:color="000000" w:sz="4"/>
-            </w:tcBorders>
-            <w:shd w:fill="ffffff" w:color="auto" w:val="clear"/>
-            <w:tcMar>
-              <w:top w:type="dxa" w:w="170"/>
-              <w:left w:type="dxa" w:w="170"/>
-              <w:bottom w:type="dxa" w:w="170"/>
-              <w:right w:type="dxa" w:w="170"/>
-            </w:tcMar>
-            <w:vAlign w:val="center"/>
-          </w:tcPr>
-          <w:p>
-            <w:pPr>
-              <w:jc w:val="left"/>
-            </w:pPr>
-            <w:r>
-              <w:rPr>
-                <w:rFonts w:ascii="NanumGothic" w:cs="NanumGothic" w:eastAsia="NanumGothic" w:hAnsi="NanumGothic"/>
-                <w:sz w:val="20"/>
-                <w:szCs w:val="20"/>
-              </w:rPr>
-              <w:t xml:space="preserve"/>
-            </w:r>
-          </w:p>
-        </w:tc>
-        <w:tc>
-          <w:tcPr>
-            <w:tcW w:type="dxa" w:w="1927"/>
-            <w:tcBorders>
-              <w:top w:val="single" w:color="000000" w:sz="4"/>
-              <w:left w:val="single" w:color="000000" w:sz="4"/>
-              <w:bottom w:val="single" w:color="000000" w:sz="4"/>
-              <w:right w:val="single" w:color="000000" w:sz="4"/>
-            </w:tcBorders>
-            <w:shd w:fill="ffffff" w:color="auto" w:val="clear"/>
-            <w:tcMar>
-              <w:top w:type="dxa" w:w="170"/>
-              <w:left w:type="dxa" w:w="170"/>
-              <w:bottom w:type="dxa" w:w="170"/>
-              <w:right w:type="dxa" w:w="170"/>
-            </w:tcMar>
-            <w:vAlign w:val="center"/>
-          </w:tcPr>
-          <w:p>
-            <w:pPr>
-              <w:jc w:val="left"/>
-            </w:pPr>
-            <w:r>
-              <w:rPr>
-                <w:rFonts w:ascii="NanumGothic" w:cs="NanumGothic" w:eastAsia="NanumGothic" w:hAnsi="NanumGothic"/>
-                <w:sz w:val="20"/>
-                <w:szCs w:val="20"/>
-              </w:rPr>
-              <w:t xml:space="preserve"/>
-            </w:r>
-          </w:p>
-        </w:tc>
-        <w:tc>
-          <w:tcPr>
-            <w:tcW w:type="dxa" w:w="1587"/>
-            <w:tcBorders>
-              <w:top w:val="single" w:color="000000" w:sz="4"/>
-              <w:left w:val="single" w:color="000000" w:sz="4"/>
-              <w:bottom w:val="single" w:color="000000" w:sz="4"/>
-              <w:right w:val="single" w:color="000000" w:sz="4"/>
-            </w:tcBorders>
-            <w:shd w:fill="ffffff" w:color="auto" w:val="clear"/>
-            <w:tcMar>
-              <w:top w:type="dxa" w:w="170"/>
-              <w:left w:type="dxa" w:w="170"/>
-              <w:bottom w:type="dxa" w:w="170"/>
-              <w:right w:type="dxa" w:w="170"/>
-            </w:tcMar>
-            <w:vAlign w:val="center"/>
-          </w:tcPr>
-          <w:p>
-            <w:pPr>
-              <w:jc w:val="left"/>
-            </w:pPr>
-            <w:r>
-              <w:rPr>
-                <w:rFonts w:ascii="NanumGothic" w:cs="NanumGothic" w:eastAsia="NanumGothic" w:hAnsi="NanumGothic"/>
-                <w:sz w:val="20"/>
-                <w:szCs w:val="20"/>
-              </w:rPr>
-              <w:t xml:space="preserve"/>
-            </w:r>
-          </w:p>
-        </w:tc>
-        <w:tc>
-          <w:tcPr>
-            <w:tcW w:type="dxa" w:w="1360"/>
-            <w:tcBorders>
-              <w:top w:val="single" w:color="000000" w:sz="4"/>
-              <w:left w:val="single" w:color="000000" w:sz="4"/>
-              <w:bottom w:val="single" w:color="000000" w:sz="4"/>
-              <w:right w:val="single" w:color="000000" w:sz="4"/>
-            </w:tcBorders>
-            <w:shd w:fill="ffffff" w:color="auto" w:val="clear"/>
-            <w:tcMar>
-              <w:top w:type="dxa" w:w="170"/>
-              <w:left w:type="dxa" w:w="170"/>
-              <w:bottom w:type="dxa" w:w="170"/>
-              <w:right w:type="dxa" w:w="170"/>
-            </w:tcMar>
-            <w:vAlign w:val="center"/>
-          </w:tcPr>
-          <w:p>
-            <w:pPr>
-              <w:jc w:val="left"/>
-            </w:pPr>
-            <w:r>
-              <w:rPr>
-                <w:rFonts w:ascii="NanumGothic" w:cs="NanumGothic" w:eastAsia="NanumGothic" w:hAnsi="NanumGothic"/>
-                <w:sz w:val="20"/>
-                <w:szCs w:val="20"/>
-              </w:rPr>
-              <w:t xml:space="preserve"/>
-            </w:r>
-          </w:p>
-        </w:tc>
-        <w:tc>
-          <w:tcPr>
-            <w:tcW w:type="dxa" w:w="907"/>
+            <w:tcW w:type="dxa" w:w="2834"/>
+            <w:tcBorders>
+              <w:top w:val="single" w:color="000000" w:sz="4"/>
+              <w:left w:val="single" w:color="000000" w:sz="4"/>
+              <w:bottom w:val="single" w:color="000000" w:sz="4"/>
+              <w:right w:val="single" w:color="000000" w:sz="4"/>
+            </w:tcBorders>
+            <w:shd w:fill="ffffff" w:color="auto" w:val="clear"/>
+            <w:tcMar>
+              <w:top w:type="dxa" w:w="170"/>
+              <w:left w:type="dxa" w:w="170"/>
+              <w:bottom w:type="dxa" w:w="170"/>
+              <w:right w:type="dxa" w:w="170"/>
+            </w:tcMar>
+            <w:vAlign w:val="center"/>
+          </w:tcPr>
+          <w:p>
+            <w:pPr>
+              <w:jc w:val="left"/>
+            </w:pPr>
+            <w:r>
+              <w:rPr>
+                <w:rFonts w:ascii="NanumGothic" w:cs="NanumGothic" w:eastAsia="NanumGothic" w:hAnsi="NanumGothic"/>
+                <w:sz w:val="20"/>
+                <w:szCs w:val="20"/>
+              </w:rPr>
+              <w:t xml:space="preserve"/>
+            </w:r>
+          </w:p>
+        </w:tc>
+        <w:tc>
+          <w:tcPr>
+            <w:tcW w:type="dxa" w:w="1474"/>
+            <w:tcBorders>
+              <w:top w:val="single" w:color="000000" w:sz="4"/>
+              <w:left w:val="single" w:color="000000" w:sz="4"/>
+              <w:bottom w:val="single" w:color="000000" w:sz="4"/>
+              <w:right w:val="single" w:color="000000" w:sz="4"/>
+            </w:tcBorders>
+            <w:shd w:fill="ffffff" w:color="auto" w:val="clear"/>
+            <w:tcMar>
+              <w:top w:type="dxa" w:w="170"/>
+              <w:left w:type="dxa" w:w="170"/>
+              <w:bottom w:type="dxa" w:w="170"/>
+              <w:right w:type="dxa" w:w="170"/>
+            </w:tcMar>
+            <w:vAlign w:val="center"/>
+          </w:tcPr>
+          <w:p>
+            <w:pPr>
+              <w:jc w:val="left"/>
+            </w:pPr>
+            <w:r>
+              <w:rPr>
+                <w:rFonts w:ascii="NanumGothic" w:cs="NanumGothic" w:eastAsia="NanumGothic" w:hAnsi="NanumGothic"/>
+                <w:sz w:val="20"/>
+                <w:szCs w:val="20"/>
+              </w:rPr>
+              <w:t xml:space="preserve"/>
+            </w:r>
+          </w:p>
+        </w:tc>
+        <w:tc>
+          <w:tcPr>
+            <w:tcW w:type="dxa" w:w="2154"/>
+            <w:tcBorders>
+              <w:top w:val="single" w:color="000000" w:sz="4"/>
+              <w:left w:val="single" w:color="000000" w:sz="4"/>
+              <w:bottom w:val="single" w:color="000000" w:sz="4"/>
+              <w:right w:val="single" w:color="000000" w:sz="4"/>
+            </w:tcBorders>
+            <w:shd w:fill="ffffff" w:color="auto" w:val="clear"/>
+            <w:tcMar>
+              <w:top w:type="dxa" w:w="170"/>
+              <w:left w:type="dxa" w:w="170"/>
+              <w:bottom w:type="dxa" w:w="170"/>
+              <w:right w:type="dxa" w:w="170"/>
+            </w:tcMar>
+            <w:vAlign w:val="center"/>
+          </w:tcPr>
+          <w:p>
+            <w:pPr>
+              <w:jc w:val="left"/>
+            </w:pPr>
+            <w:r>
+              <w:rPr>
+                <w:rFonts w:ascii="NanumGothic" w:cs="NanumGothic" w:eastAsia="NanumGothic" w:hAnsi="NanumGothic"/>
+                <w:sz w:val="20"/>
+                <w:szCs w:val="20"/>
+              </w:rPr>
+              <w:t xml:space="preserve"/>
+            </w:r>
+          </w:p>
+        </w:tc>
+        <w:tc>
+          <w:tcPr>
+            <w:tcW w:type="dxa" w:w="1474"/>
+            <w:tcBorders>
+              <w:top w:val="single" w:color="000000" w:sz="4"/>
+              <w:left w:val="single" w:color="000000" w:sz="4"/>
+              <w:bottom w:val="single" w:color="000000" w:sz="4"/>
+              <w:right w:val="single" w:color="000000" w:sz="4"/>
+            </w:tcBorders>
+            <w:shd w:fill="ffffff" w:color="auto" w:val="clear"/>
+            <w:tcMar>
+              <w:top w:type="dxa" w:w="170"/>
+              <w:left w:type="dxa" w:w="170"/>
+              <w:bottom w:type="dxa" w:w="170"/>
+              <w:right w:type="dxa" w:w="170"/>
+            </w:tcMar>
+            <w:vAlign w:val="center"/>
+          </w:tcPr>
+          <w:p>
+            <w:pPr>
+              <w:jc w:val="left"/>
+            </w:pPr>
+            <w:r>
+              <w:rPr>
+                <w:rFonts w:ascii="NanumGothic" w:cs="NanumGothic" w:eastAsia="NanumGothic" w:hAnsi="NanumGothic"/>
+                <w:sz w:val="20"/>
+                <w:szCs w:val="20"/>
+              </w:rPr>
+              <w:t xml:space="preserve"/>
+            </w:r>
+          </w:p>
+        </w:tc>
+        <w:tc>
+          <w:tcPr>
+            <w:tcW w:type="dxa" w:w="1133"/>
             <w:tcBorders>
               <w:top w:val="single" w:color="000000" w:sz="4"/>
               <w:left w:val="single" w:color="000000" w:sz="4"/>
@@ -1877,7 +1877,7 @@
         </w:tc>
         <w:tc>
           <w:tcPr>
-            <w:tcW w:type="dxa" w:w="3288"/>
+            <w:tcW w:type="dxa" w:w="2834"/>
             <w:tcBorders>
               <w:top w:val="single" w:color="000000" w:sz="4"/>
               <w:left w:val="single" w:color="000000" w:sz="4"/>
@@ -1909,7 +1909,7 @@
         </w:tc>
         <w:tc>
           <w:tcPr>
-            <w:tcW w:type="dxa" w:w="1927"/>
+            <w:tcW w:type="dxa" w:w="1474"/>
             <w:tcBorders>
               <w:top w:val="single" w:color="000000" w:sz="4"/>
               <w:left w:val="single" w:color="000000" w:sz="4"/>
@@ -1941,7 +1941,7 @@
         </w:tc>
         <w:tc>
           <w:tcPr>
-            <w:tcW w:type="dxa" w:w="1587"/>
+            <w:tcW w:type="dxa" w:w="2154"/>
             <w:tcBorders>
               <w:top w:val="single" w:color="000000" w:sz="4"/>
               <w:left w:val="single" w:color="000000" w:sz="4"/>
@@ -1973,7 +1973,7 @@
         </w:tc>
         <w:tc>
           <w:tcPr>
-            <w:tcW w:type="dxa" w:w="1360"/>
+            <w:tcW w:type="dxa" w:w="1474"/>
             <w:tcBorders>
               <w:top w:val="single" w:color="000000" w:sz="4"/>
               <w:left w:val="single" w:color="000000" w:sz="4"/>
@@ -2005,7 +2005,7 @@
         </w:tc>
         <w:tc>
           <w:tcPr>
-            <w:tcW w:type="dxa" w:w="907"/>
+            <w:tcW w:type="dxa" w:w="1133"/>
             <w:tcBorders>
               <w:top w:val="single" w:color="000000" w:sz="4"/>
               <w:left w:val="single" w:color="000000" w:sz="4"/>
@@ -2074,135 +2074,135 @@
         </w:tc>
         <w:tc>
           <w:tcPr>
-            <w:tcW w:type="dxa" w:w="3288"/>
-            <w:tcBorders>
-              <w:top w:val="single" w:color="000000" w:sz="4"/>
-              <w:left w:val="single" w:color="000000" w:sz="4"/>
-              <w:bottom w:val="single" w:color="000000" w:sz="4"/>
-              <w:right w:val="single" w:color="000000" w:sz="4"/>
-            </w:tcBorders>
-            <w:shd w:fill="ffffff" w:color="auto" w:val="clear"/>
-            <w:tcMar>
-              <w:top w:type="dxa" w:w="170"/>
-              <w:left w:type="dxa" w:w="170"/>
-              <w:bottom w:type="dxa" w:w="170"/>
-              <w:right w:type="dxa" w:w="170"/>
-            </w:tcMar>
-            <w:vAlign w:val="center"/>
-          </w:tcPr>
-          <w:p>
-            <w:pPr>
-              <w:jc w:val="left"/>
-            </w:pPr>
-            <w:r>
-              <w:rPr>
-                <w:rFonts w:ascii="NanumGothic" w:cs="NanumGothic" w:eastAsia="NanumGothic" w:hAnsi="NanumGothic"/>
-                <w:sz w:val="20"/>
-                <w:szCs w:val="20"/>
-              </w:rPr>
-              <w:t xml:space="preserve"/>
-            </w:r>
-          </w:p>
-        </w:tc>
-        <w:tc>
-          <w:tcPr>
-            <w:tcW w:type="dxa" w:w="1927"/>
-            <w:tcBorders>
-              <w:top w:val="single" w:color="000000" w:sz="4"/>
-              <w:left w:val="single" w:color="000000" w:sz="4"/>
-              <w:bottom w:val="single" w:color="000000" w:sz="4"/>
-              <w:right w:val="single" w:color="000000" w:sz="4"/>
-            </w:tcBorders>
-            <w:shd w:fill="ffffff" w:color="auto" w:val="clear"/>
-            <w:tcMar>
-              <w:top w:type="dxa" w:w="170"/>
-              <w:left w:type="dxa" w:w="170"/>
-              <w:bottom w:type="dxa" w:w="170"/>
-              <w:right w:type="dxa" w:w="170"/>
-            </w:tcMar>
-            <w:vAlign w:val="center"/>
-          </w:tcPr>
-          <w:p>
-            <w:pPr>
-              <w:jc w:val="left"/>
-            </w:pPr>
-            <w:r>
-              <w:rPr>
-                <w:rFonts w:ascii="NanumGothic" w:cs="NanumGothic" w:eastAsia="NanumGothic" w:hAnsi="NanumGothic"/>
-                <w:sz w:val="20"/>
-                <w:szCs w:val="20"/>
-              </w:rPr>
-              <w:t xml:space="preserve"/>
-            </w:r>
-          </w:p>
-        </w:tc>
-        <w:tc>
-          <w:tcPr>
-            <w:tcW w:type="dxa" w:w="1587"/>
-            <w:tcBorders>
-              <w:top w:val="single" w:color="000000" w:sz="4"/>
-              <w:left w:val="single" w:color="000000" w:sz="4"/>
-              <w:bottom w:val="single" w:color="000000" w:sz="4"/>
-              <w:right w:val="single" w:color="000000" w:sz="4"/>
-            </w:tcBorders>
-            <w:shd w:fill="ffffff" w:color="auto" w:val="clear"/>
-            <w:tcMar>
-              <w:top w:type="dxa" w:w="170"/>
-              <w:left w:type="dxa" w:w="170"/>
-              <w:bottom w:type="dxa" w:w="170"/>
-              <w:right w:type="dxa" w:w="170"/>
-            </w:tcMar>
-            <w:vAlign w:val="center"/>
-          </w:tcPr>
-          <w:p>
-            <w:pPr>
-              <w:jc w:val="left"/>
-            </w:pPr>
-            <w:r>
-              <w:rPr>
-                <w:rFonts w:ascii="NanumGothic" w:cs="NanumGothic" w:eastAsia="NanumGothic" w:hAnsi="NanumGothic"/>
-                <w:sz w:val="20"/>
-                <w:szCs w:val="20"/>
-              </w:rPr>
-              <w:t xml:space="preserve"/>
-            </w:r>
-          </w:p>
-        </w:tc>
-        <w:tc>
-          <w:tcPr>
-            <w:tcW w:type="dxa" w:w="1360"/>
-            <w:tcBorders>
-              <w:top w:val="single" w:color="000000" w:sz="4"/>
-              <w:left w:val="single" w:color="000000" w:sz="4"/>
-              <w:bottom w:val="single" w:color="000000" w:sz="4"/>
-              <w:right w:val="single" w:color="000000" w:sz="4"/>
-            </w:tcBorders>
-            <w:shd w:fill="ffffff" w:color="auto" w:val="clear"/>
-            <w:tcMar>
-              <w:top w:type="dxa" w:w="170"/>
-              <w:left w:type="dxa" w:w="170"/>
-              <w:bottom w:type="dxa" w:w="170"/>
-              <w:right w:type="dxa" w:w="170"/>
-            </w:tcMar>
-            <w:vAlign w:val="center"/>
-          </w:tcPr>
-          <w:p>
-            <w:pPr>
-              <w:jc w:val="left"/>
-            </w:pPr>
-            <w:r>
-              <w:rPr>
-                <w:rFonts w:ascii="NanumGothic" w:cs="NanumGothic" w:eastAsia="NanumGothic" w:hAnsi="NanumGothic"/>
-                <w:sz w:val="20"/>
-                <w:szCs w:val="20"/>
-              </w:rPr>
-              <w:t xml:space="preserve"/>
-            </w:r>
-          </w:p>
-        </w:tc>
-        <w:tc>
-          <w:tcPr>
-            <w:tcW w:type="dxa" w:w="907"/>
+            <w:tcW w:type="dxa" w:w="2834"/>
+            <w:tcBorders>
+              <w:top w:val="single" w:color="000000" w:sz="4"/>
+              <w:left w:val="single" w:color="000000" w:sz="4"/>
+              <w:bottom w:val="single" w:color="000000" w:sz="4"/>
+              <w:right w:val="single" w:color="000000" w:sz="4"/>
+            </w:tcBorders>
+            <w:shd w:fill="ffffff" w:color="auto" w:val="clear"/>
+            <w:tcMar>
+              <w:top w:type="dxa" w:w="170"/>
+              <w:left w:type="dxa" w:w="170"/>
+              <w:bottom w:type="dxa" w:w="170"/>
+              <w:right w:type="dxa" w:w="170"/>
+            </w:tcMar>
+            <w:vAlign w:val="center"/>
+          </w:tcPr>
+          <w:p>
+            <w:pPr>
+              <w:jc w:val="left"/>
+            </w:pPr>
+            <w:r>
+              <w:rPr>
+                <w:rFonts w:ascii="NanumGothic" w:cs="NanumGothic" w:eastAsia="NanumGothic" w:hAnsi="NanumGothic"/>
+                <w:sz w:val="20"/>
+                <w:szCs w:val="20"/>
+              </w:rPr>
+              <w:t xml:space="preserve"/>
+            </w:r>
+          </w:p>
+        </w:tc>
+        <w:tc>
+          <w:tcPr>
+            <w:tcW w:type="dxa" w:w="1474"/>
+            <w:tcBorders>
+              <w:top w:val="single" w:color="000000" w:sz="4"/>
+              <w:left w:val="single" w:color="000000" w:sz="4"/>
+              <w:bottom w:val="single" w:color="000000" w:sz="4"/>
+              <w:right w:val="single" w:color="000000" w:sz="4"/>
+            </w:tcBorders>
+            <w:shd w:fill="ffffff" w:color="auto" w:val="clear"/>
+            <w:tcMar>
+              <w:top w:type="dxa" w:w="170"/>
+              <w:left w:type="dxa" w:w="170"/>
+              <w:bottom w:type="dxa" w:w="170"/>
+              <w:right w:type="dxa" w:w="170"/>
+            </w:tcMar>
+            <w:vAlign w:val="center"/>
+          </w:tcPr>
+          <w:p>
+            <w:pPr>
+              <w:jc w:val="left"/>
+            </w:pPr>
+            <w:r>
+              <w:rPr>
+                <w:rFonts w:ascii="NanumGothic" w:cs="NanumGothic" w:eastAsia="NanumGothic" w:hAnsi="NanumGothic"/>
+                <w:sz w:val="20"/>
+                <w:szCs w:val="20"/>
+              </w:rPr>
+              <w:t xml:space="preserve"/>
+            </w:r>
+          </w:p>
+        </w:tc>
+        <w:tc>
+          <w:tcPr>
+            <w:tcW w:type="dxa" w:w="2154"/>
+            <w:tcBorders>
+              <w:top w:val="single" w:color="000000" w:sz="4"/>
+              <w:left w:val="single" w:color="000000" w:sz="4"/>
+              <w:bottom w:val="single" w:color="000000" w:sz="4"/>
+              <w:right w:val="single" w:color="000000" w:sz="4"/>
+            </w:tcBorders>
+            <w:shd w:fill="ffffff" w:color="auto" w:val="clear"/>
+            <w:tcMar>
+              <w:top w:type="dxa" w:w="170"/>
+              <w:left w:type="dxa" w:w="170"/>
+              <w:bottom w:type="dxa" w:w="170"/>
+              <w:right w:type="dxa" w:w="170"/>
+            </w:tcMar>
+            <w:vAlign w:val="center"/>
+          </w:tcPr>
+          <w:p>
+            <w:pPr>
+              <w:jc w:val="left"/>
+            </w:pPr>
+            <w:r>
+              <w:rPr>
+                <w:rFonts w:ascii="NanumGothic" w:cs="NanumGothic" w:eastAsia="NanumGothic" w:hAnsi="NanumGothic"/>
+                <w:sz w:val="20"/>
+                <w:szCs w:val="20"/>
+              </w:rPr>
+              <w:t xml:space="preserve"/>
+            </w:r>
+          </w:p>
+        </w:tc>
+        <w:tc>
+          <w:tcPr>
+            <w:tcW w:type="dxa" w:w="1474"/>
+            <w:tcBorders>
+              <w:top w:val="single" w:color="000000" w:sz="4"/>
+              <w:left w:val="single" w:color="000000" w:sz="4"/>
+              <w:bottom w:val="single" w:color="000000" w:sz="4"/>
+              <w:right w:val="single" w:color="000000" w:sz="4"/>
+            </w:tcBorders>
+            <w:shd w:fill="ffffff" w:color="auto" w:val="clear"/>
+            <w:tcMar>
+              <w:top w:type="dxa" w:w="170"/>
+              <w:left w:type="dxa" w:w="170"/>
+              <w:bottom w:type="dxa" w:w="170"/>
+              <w:right w:type="dxa" w:w="170"/>
+            </w:tcMar>
+            <w:vAlign w:val="center"/>
+          </w:tcPr>
+          <w:p>
+            <w:pPr>
+              <w:jc w:val="left"/>
+            </w:pPr>
+            <w:r>
+              <w:rPr>
+                <w:rFonts w:ascii="NanumGothic" w:cs="NanumGothic" w:eastAsia="NanumGothic" w:hAnsi="NanumGothic"/>
+                <w:sz w:val="20"/>
+                <w:szCs w:val="20"/>
+              </w:rPr>
+              <w:t xml:space="preserve"/>
+            </w:r>
+          </w:p>
+        </w:tc>
+        <w:tc>
+          <w:tcPr>
+            <w:tcW w:type="dxa" w:w="1133"/>
             <w:tcBorders>
               <w:top w:val="single" w:color="000000" w:sz="4"/>
               <w:left w:val="single" w:color="000000" w:sz="4"/>
@@ -2271,7 +2271,7 @@
         </w:tc>
         <w:tc>
           <w:tcPr>
-            <w:tcW w:type="dxa" w:w="3288"/>
+            <w:tcW w:type="dxa" w:w="2834"/>
             <w:tcBorders>
               <w:top w:val="single" w:color="000000" w:sz="4"/>
               <w:left w:val="single" w:color="000000" w:sz="4"/>
@@ -2303,7 +2303,7 @@
         </w:tc>
         <w:tc>
           <w:tcPr>
-            <w:tcW w:type="dxa" w:w="1927"/>
+            <w:tcW w:type="dxa" w:w="1474"/>
             <w:tcBorders>
               <w:top w:val="single" w:color="000000" w:sz="4"/>
               <w:left w:val="single" w:color="000000" w:sz="4"/>
@@ -2335,7 +2335,7 @@
         </w:tc>
         <w:tc>
           <w:tcPr>
-            <w:tcW w:type="dxa" w:w="1587"/>
+            <w:tcW w:type="dxa" w:w="2154"/>
             <w:tcBorders>
               <w:top w:val="single" w:color="000000" w:sz="4"/>
               <w:left w:val="single" w:color="000000" w:sz="4"/>
@@ -2367,7 +2367,7 @@
         </w:tc>
         <w:tc>
           <w:tcPr>
-            <w:tcW w:type="dxa" w:w="1360"/>
+            <w:tcW w:type="dxa" w:w="1474"/>
             <w:tcBorders>
               <w:top w:val="single" w:color="000000" w:sz="4"/>
               <w:left w:val="single" w:color="000000" w:sz="4"/>
@@ -2399,7 +2399,7 @@
         </w:tc>
         <w:tc>
           <w:tcPr>
-            <w:tcW w:type="dxa" w:w="907"/>
+            <w:tcW w:type="dxa" w:w="1133"/>
             <w:tcBorders>
               <w:top w:val="single" w:color="000000" w:sz="4"/>
               <w:left w:val="single" w:color="000000" w:sz="4"/>
@@ -2468,135 +2468,135 @@
         </w:tc>
         <w:tc>
           <w:tcPr>
-            <w:tcW w:type="dxa" w:w="3288"/>
-            <w:tcBorders>
-              <w:top w:val="single" w:color="000000" w:sz="4"/>
-              <w:left w:val="single" w:color="000000" w:sz="4"/>
-              <w:bottom w:val="single" w:color="000000" w:sz="4"/>
-              <w:right w:val="single" w:color="000000" w:sz="4"/>
-            </w:tcBorders>
-            <w:shd w:fill="ffffff" w:color="auto" w:val="clear"/>
-            <w:tcMar>
-              <w:top w:type="dxa" w:w="170"/>
-              <w:left w:type="dxa" w:w="170"/>
-              <w:bottom w:type="dxa" w:w="170"/>
-              <w:right w:type="dxa" w:w="170"/>
-            </w:tcMar>
-            <w:vAlign w:val="center"/>
-          </w:tcPr>
-          <w:p>
-            <w:pPr>
-              <w:jc w:val="left"/>
-            </w:pPr>
-            <w:r>
-              <w:rPr>
-                <w:rFonts w:ascii="NanumGothic" w:cs="NanumGothic" w:eastAsia="NanumGothic" w:hAnsi="NanumGothic"/>
-                <w:sz w:val="20"/>
-                <w:szCs w:val="20"/>
-              </w:rPr>
-              <w:t xml:space="preserve"/>
-            </w:r>
-          </w:p>
-        </w:tc>
-        <w:tc>
-          <w:tcPr>
-            <w:tcW w:type="dxa" w:w="1927"/>
-            <w:tcBorders>
-              <w:top w:val="single" w:color="000000" w:sz="4"/>
-              <w:left w:val="single" w:color="000000" w:sz="4"/>
-              <w:bottom w:val="single" w:color="000000" w:sz="4"/>
-              <w:right w:val="single" w:color="000000" w:sz="4"/>
-            </w:tcBorders>
-            <w:shd w:fill="ffffff" w:color="auto" w:val="clear"/>
-            <w:tcMar>
-              <w:top w:type="dxa" w:w="170"/>
-              <w:left w:type="dxa" w:w="170"/>
-              <w:bottom w:type="dxa" w:w="170"/>
-              <w:right w:type="dxa" w:w="170"/>
-            </w:tcMar>
-            <w:vAlign w:val="center"/>
-          </w:tcPr>
-          <w:p>
-            <w:pPr>
-              <w:jc w:val="left"/>
-            </w:pPr>
-            <w:r>
-              <w:rPr>
-                <w:rFonts w:ascii="NanumGothic" w:cs="NanumGothic" w:eastAsia="NanumGothic" w:hAnsi="NanumGothic"/>
-                <w:sz w:val="20"/>
-                <w:szCs w:val="20"/>
-              </w:rPr>
-              <w:t xml:space="preserve"/>
-            </w:r>
-          </w:p>
-        </w:tc>
-        <w:tc>
-          <w:tcPr>
-            <w:tcW w:type="dxa" w:w="1587"/>
-            <w:tcBorders>
-              <w:top w:val="single" w:color="000000" w:sz="4"/>
-              <w:left w:val="single" w:color="000000" w:sz="4"/>
-              <w:bottom w:val="single" w:color="000000" w:sz="4"/>
-              <w:right w:val="single" w:color="000000" w:sz="4"/>
-            </w:tcBorders>
-            <w:shd w:fill="ffffff" w:color="auto" w:val="clear"/>
-            <w:tcMar>
-              <w:top w:type="dxa" w:w="170"/>
-              <w:left w:type="dxa" w:w="170"/>
-              <w:bottom w:type="dxa" w:w="170"/>
-              <w:right w:type="dxa" w:w="170"/>
-            </w:tcMar>
-            <w:vAlign w:val="center"/>
-          </w:tcPr>
-          <w:p>
-            <w:pPr>
-              <w:jc w:val="left"/>
-            </w:pPr>
-            <w:r>
-              <w:rPr>
-                <w:rFonts w:ascii="NanumGothic" w:cs="NanumGothic" w:eastAsia="NanumGothic" w:hAnsi="NanumGothic"/>
-                <w:sz w:val="20"/>
-                <w:szCs w:val="20"/>
-              </w:rPr>
-              <w:t xml:space="preserve"/>
-            </w:r>
-          </w:p>
-        </w:tc>
-        <w:tc>
-          <w:tcPr>
-            <w:tcW w:type="dxa" w:w="1360"/>
-            <w:tcBorders>
-              <w:top w:val="single" w:color="000000" w:sz="4"/>
-              <w:left w:val="single" w:color="000000" w:sz="4"/>
-              <w:bottom w:val="single" w:color="000000" w:sz="4"/>
-              <w:right w:val="single" w:color="000000" w:sz="4"/>
-            </w:tcBorders>
-            <w:shd w:fill="ffffff" w:color="auto" w:val="clear"/>
-            <w:tcMar>
-              <w:top w:type="dxa" w:w="170"/>
-              <w:left w:type="dxa" w:w="170"/>
-              <w:bottom w:type="dxa" w:w="170"/>
-              <w:right w:type="dxa" w:w="170"/>
-            </w:tcMar>
-            <w:vAlign w:val="center"/>
-          </w:tcPr>
-          <w:p>
-            <w:pPr>
-              <w:jc w:val="left"/>
-            </w:pPr>
-            <w:r>
-              <w:rPr>
-                <w:rFonts w:ascii="NanumGothic" w:cs="NanumGothic" w:eastAsia="NanumGothic" w:hAnsi="NanumGothic"/>
-                <w:sz w:val="20"/>
-                <w:szCs w:val="20"/>
-              </w:rPr>
-              <w:t xml:space="preserve"/>
-            </w:r>
-          </w:p>
-        </w:tc>
-        <w:tc>
-          <w:tcPr>
-            <w:tcW w:type="dxa" w:w="907"/>
+            <w:tcW w:type="dxa" w:w="2834"/>
+            <w:tcBorders>
+              <w:top w:val="single" w:color="000000" w:sz="4"/>
+              <w:left w:val="single" w:color="000000" w:sz="4"/>
+              <w:bottom w:val="single" w:color="000000" w:sz="4"/>
+              <w:right w:val="single" w:color="000000" w:sz="4"/>
+            </w:tcBorders>
+            <w:shd w:fill="ffffff" w:color="auto" w:val="clear"/>
+            <w:tcMar>
+              <w:top w:type="dxa" w:w="170"/>
+              <w:left w:type="dxa" w:w="170"/>
+              <w:bottom w:type="dxa" w:w="170"/>
+              <w:right w:type="dxa" w:w="170"/>
+            </w:tcMar>
+            <w:vAlign w:val="center"/>
+          </w:tcPr>
+          <w:p>
+            <w:pPr>
+              <w:jc w:val="left"/>
+            </w:pPr>
+            <w:r>
+              <w:rPr>
+                <w:rFonts w:ascii="NanumGothic" w:cs="NanumGothic" w:eastAsia="NanumGothic" w:hAnsi="NanumGothic"/>
+                <w:sz w:val="20"/>
+                <w:szCs w:val="20"/>
+              </w:rPr>
+              <w:t xml:space="preserve"/>
+            </w:r>
+          </w:p>
+        </w:tc>
+        <w:tc>
+          <w:tcPr>
+            <w:tcW w:type="dxa" w:w="1474"/>
+            <w:tcBorders>
+              <w:top w:val="single" w:color="000000" w:sz="4"/>
+              <w:left w:val="single" w:color="000000" w:sz="4"/>
+              <w:bottom w:val="single" w:color="000000" w:sz="4"/>
+              <w:right w:val="single" w:color="000000" w:sz="4"/>
+            </w:tcBorders>
+            <w:shd w:fill="ffffff" w:color="auto" w:val="clear"/>
+            <w:tcMar>
+              <w:top w:type="dxa" w:w="170"/>
+              <w:left w:type="dxa" w:w="170"/>
+              <w:bottom w:type="dxa" w:w="170"/>
+              <w:right w:type="dxa" w:w="170"/>
+            </w:tcMar>
+            <w:vAlign w:val="center"/>
+          </w:tcPr>
+          <w:p>
+            <w:pPr>
+              <w:jc w:val="left"/>
+            </w:pPr>
+            <w:r>
+              <w:rPr>
+                <w:rFonts w:ascii="NanumGothic" w:cs="NanumGothic" w:eastAsia="NanumGothic" w:hAnsi="NanumGothic"/>
+                <w:sz w:val="20"/>
+                <w:szCs w:val="20"/>
+              </w:rPr>
+              <w:t xml:space="preserve"/>
+            </w:r>
+          </w:p>
+        </w:tc>
+        <w:tc>
+          <w:tcPr>
+            <w:tcW w:type="dxa" w:w="2154"/>
+            <w:tcBorders>
+              <w:top w:val="single" w:color="000000" w:sz="4"/>
+              <w:left w:val="single" w:color="000000" w:sz="4"/>
+              <w:bottom w:val="single" w:color="000000" w:sz="4"/>
+              <w:right w:val="single" w:color="000000" w:sz="4"/>
+            </w:tcBorders>
+            <w:shd w:fill="ffffff" w:color="auto" w:val="clear"/>
+            <w:tcMar>
+              <w:top w:type="dxa" w:w="170"/>
+              <w:left w:type="dxa" w:w="170"/>
+              <w:bottom w:type="dxa" w:w="170"/>
+              <w:right w:type="dxa" w:w="170"/>
+            </w:tcMar>
+            <w:vAlign w:val="center"/>
+          </w:tcPr>
+          <w:p>
+            <w:pPr>
+              <w:jc w:val="left"/>
+            </w:pPr>
+            <w:r>
+              <w:rPr>
+                <w:rFonts w:ascii="NanumGothic" w:cs="NanumGothic" w:eastAsia="NanumGothic" w:hAnsi="NanumGothic"/>
+                <w:sz w:val="20"/>
+                <w:szCs w:val="20"/>
+              </w:rPr>
+              <w:t xml:space="preserve"/>
+            </w:r>
+          </w:p>
+        </w:tc>
+        <w:tc>
+          <w:tcPr>
+            <w:tcW w:type="dxa" w:w="1474"/>
+            <w:tcBorders>
+              <w:top w:val="single" w:color="000000" w:sz="4"/>
+              <w:left w:val="single" w:color="000000" w:sz="4"/>
+              <w:bottom w:val="single" w:color="000000" w:sz="4"/>
+              <w:right w:val="single" w:color="000000" w:sz="4"/>
+            </w:tcBorders>
+            <w:shd w:fill="ffffff" w:color="auto" w:val="clear"/>
+            <w:tcMar>
+              <w:top w:type="dxa" w:w="170"/>
+              <w:left w:type="dxa" w:w="170"/>
+              <w:bottom w:type="dxa" w:w="170"/>
+              <w:right w:type="dxa" w:w="170"/>
+            </w:tcMar>
+            <w:vAlign w:val="center"/>
+          </w:tcPr>
+          <w:p>
+            <w:pPr>
+              <w:jc w:val="left"/>
+            </w:pPr>
+            <w:r>
+              <w:rPr>
+                <w:rFonts w:ascii="NanumGothic" w:cs="NanumGothic" w:eastAsia="NanumGothic" w:hAnsi="NanumGothic"/>
+                <w:sz w:val="20"/>
+                <w:szCs w:val="20"/>
+              </w:rPr>
+              <w:t xml:space="preserve"/>
+            </w:r>
+          </w:p>
+        </w:tc>
+        <w:tc>
+          <w:tcPr>
+            <w:tcW w:type="dxa" w:w="1133"/>
             <w:tcBorders>
               <w:top w:val="single" w:color="000000" w:sz="4"/>
               <w:left w:val="single" w:color="000000" w:sz="4"/>
@@ -2665,7 +2665,7 @@
         </w:tc>
         <w:tc>
           <w:tcPr>
-            <w:tcW w:type="dxa" w:w="3288"/>
+            <w:tcW w:type="dxa" w:w="2834"/>
             <w:tcBorders>
               <w:top w:val="single" w:color="000000" w:sz="4"/>
               <w:left w:val="single" w:color="000000" w:sz="4"/>
@@ -2697,7 +2697,7 @@
         </w:tc>
         <w:tc>
           <w:tcPr>
-            <w:tcW w:type="dxa" w:w="1927"/>
+            <w:tcW w:type="dxa" w:w="1474"/>
             <w:tcBorders>
               <w:top w:val="single" w:color="000000" w:sz="4"/>
               <w:left w:val="single" w:color="000000" w:sz="4"/>
@@ -2729,7 +2729,7 @@
         </w:tc>
         <w:tc>
           <w:tcPr>
-            <w:tcW w:type="dxa" w:w="1587"/>
+            <w:tcW w:type="dxa" w:w="2154"/>
             <w:tcBorders>
               <w:top w:val="single" w:color="000000" w:sz="4"/>
               <w:left w:val="single" w:color="000000" w:sz="4"/>
@@ -2761,7 +2761,7 @@
         </w:tc>
         <w:tc>
           <w:tcPr>
-            <w:tcW w:type="dxa" w:w="1360"/>
+            <w:tcW w:type="dxa" w:w="1474"/>
             <w:tcBorders>
               <w:top w:val="single" w:color="000000" w:sz="4"/>
               <w:left w:val="single" w:color="000000" w:sz="4"/>
@@ -2793,7 +2793,7 @@
         </w:tc>
         <w:tc>
           <w:tcPr>
-            <w:tcW w:type="dxa" w:w="907"/>
+            <w:tcW w:type="dxa" w:w="1133"/>
             <w:tcBorders>
               <w:top w:val="single" w:color="000000" w:sz="4"/>
               <w:left w:val="single" w:color="000000" w:sz="4"/>
@@ -2862,135 +2862,135 @@
         </w:tc>
         <w:tc>
           <w:tcPr>
-            <w:tcW w:type="dxa" w:w="3288"/>
-            <w:tcBorders>
-              <w:top w:val="single" w:color="000000" w:sz="4"/>
-              <w:left w:val="single" w:color="000000" w:sz="4"/>
-              <w:bottom w:val="single" w:color="000000" w:sz="4"/>
-              <w:right w:val="single" w:color="000000" w:sz="4"/>
-            </w:tcBorders>
-            <w:shd w:fill="ffffff" w:color="auto" w:val="clear"/>
-            <w:tcMar>
-              <w:top w:type="dxa" w:w="170"/>
-              <w:left w:type="dxa" w:w="170"/>
-              <w:bottom w:type="dxa" w:w="170"/>
-              <w:right w:type="dxa" w:w="170"/>
-            </w:tcMar>
-            <w:vAlign w:val="center"/>
-          </w:tcPr>
-          <w:p>
-            <w:pPr>
-              <w:jc w:val="left"/>
-            </w:pPr>
-            <w:r>
-              <w:rPr>
-                <w:rFonts w:ascii="NanumGothic" w:cs="NanumGothic" w:eastAsia="NanumGothic" w:hAnsi="NanumGothic"/>
-                <w:sz w:val="20"/>
-                <w:szCs w:val="20"/>
-              </w:rPr>
-              <w:t xml:space="preserve"/>
-            </w:r>
-          </w:p>
-        </w:tc>
-        <w:tc>
-          <w:tcPr>
-            <w:tcW w:type="dxa" w:w="1927"/>
-            <w:tcBorders>
-              <w:top w:val="single" w:color="000000" w:sz="4"/>
-              <w:left w:val="single" w:color="000000" w:sz="4"/>
-              <w:bottom w:val="single" w:color="000000" w:sz="4"/>
-              <w:right w:val="single" w:color="000000" w:sz="4"/>
-            </w:tcBorders>
-            <w:shd w:fill="ffffff" w:color="auto" w:val="clear"/>
-            <w:tcMar>
-              <w:top w:type="dxa" w:w="170"/>
-              <w:left w:type="dxa" w:w="170"/>
-              <w:bottom w:type="dxa" w:w="170"/>
-              <w:right w:type="dxa" w:w="170"/>
-            </w:tcMar>
-            <w:vAlign w:val="center"/>
-          </w:tcPr>
-          <w:p>
-            <w:pPr>
-              <w:jc w:val="left"/>
-            </w:pPr>
-            <w:r>
-              <w:rPr>
-                <w:rFonts w:ascii="NanumGothic" w:cs="NanumGothic" w:eastAsia="NanumGothic" w:hAnsi="NanumGothic"/>
-                <w:sz w:val="20"/>
-                <w:szCs w:val="20"/>
-              </w:rPr>
-              <w:t xml:space="preserve"/>
-            </w:r>
-          </w:p>
-        </w:tc>
-        <w:tc>
-          <w:tcPr>
-            <w:tcW w:type="dxa" w:w="1587"/>
-            <w:tcBorders>
-              <w:top w:val="single" w:color="000000" w:sz="4"/>
-              <w:left w:val="single" w:color="000000" w:sz="4"/>
-              <w:bottom w:val="single" w:color="000000" w:sz="4"/>
-              <w:right w:val="single" w:color="000000" w:sz="4"/>
-            </w:tcBorders>
-            <w:shd w:fill="ffffff" w:color="auto" w:val="clear"/>
-            <w:tcMar>
-              <w:top w:type="dxa" w:w="170"/>
-              <w:left w:type="dxa" w:w="170"/>
-              <w:bottom w:type="dxa" w:w="170"/>
-              <w:right w:type="dxa" w:w="170"/>
-            </w:tcMar>
-            <w:vAlign w:val="center"/>
-          </w:tcPr>
-          <w:p>
-            <w:pPr>
-              <w:jc w:val="left"/>
-            </w:pPr>
-            <w:r>
-              <w:rPr>
-                <w:rFonts w:ascii="NanumGothic" w:cs="NanumGothic" w:eastAsia="NanumGothic" w:hAnsi="NanumGothic"/>
-                <w:sz w:val="20"/>
-                <w:szCs w:val="20"/>
-              </w:rPr>
-              <w:t xml:space="preserve"/>
-            </w:r>
-          </w:p>
-        </w:tc>
-        <w:tc>
-          <w:tcPr>
-            <w:tcW w:type="dxa" w:w="1360"/>
-            <w:tcBorders>
-              <w:top w:val="single" w:color="000000" w:sz="4"/>
-              <w:left w:val="single" w:color="000000" w:sz="4"/>
-              <w:bottom w:val="single" w:color="000000" w:sz="4"/>
-              <w:right w:val="single" w:color="000000" w:sz="4"/>
-            </w:tcBorders>
-            <w:shd w:fill="ffffff" w:color="auto" w:val="clear"/>
-            <w:tcMar>
-              <w:top w:type="dxa" w:w="170"/>
-              <w:left w:type="dxa" w:w="170"/>
-              <w:bottom w:type="dxa" w:w="170"/>
-              <w:right w:type="dxa" w:w="170"/>
-            </w:tcMar>
-            <w:vAlign w:val="center"/>
-          </w:tcPr>
-          <w:p>
-            <w:pPr>
-              <w:jc w:val="left"/>
-            </w:pPr>
-            <w:r>
-              <w:rPr>
-                <w:rFonts w:ascii="NanumGothic" w:cs="NanumGothic" w:eastAsia="NanumGothic" w:hAnsi="NanumGothic"/>
-                <w:sz w:val="20"/>
-                <w:szCs w:val="20"/>
-              </w:rPr>
-              <w:t xml:space="preserve"/>
-            </w:r>
-          </w:p>
-        </w:tc>
-        <w:tc>
-          <w:tcPr>
-            <w:tcW w:type="dxa" w:w="907"/>
+            <w:tcW w:type="dxa" w:w="2834"/>
+            <w:tcBorders>
+              <w:top w:val="single" w:color="000000" w:sz="4"/>
+              <w:left w:val="single" w:color="000000" w:sz="4"/>
+              <w:bottom w:val="single" w:color="000000" w:sz="4"/>
+              <w:right w:val="single" w:color="000000" w:sz="4"/>
+            </w:tcBorders>
+            <w:shd w:fill="ffffff" w:color="auto" w:val="clear"/>
+            <w:tcMar>
+              <w:top w:type="dxa" w:w="170"/>
+              <w:left w:type="dxa" w:w="170"/>
+              <w:bottom w:type="dxa" w:w="170"/>
+              <w:right w:type="dxa" w:w="170"/>
+            </w:tcMar>
+            <w:vAlign w:val="center"/>
+          </w:tcPr>
+          <w:p>
+            <w:pPr>
+              <w:jc w:val="left"/>
+            </w:pPr>
+            <w:r>
+              <w:rPr>
+                <w:rFonts w:ascii="NanumGothic" w:cs="NanumGothic" w:eastAsia="NanumGothic" w:hAnsi="NanumGothic"/>
+                <w:sz w:val="20"/>
+                <w:szCs w:val="20"/>
+              </w:rPr>
+              <w:t xml:space="preserve"/>
+            </w:r>
+          </w:p>
+        </w:tc>
+        <w:tc>
+          <w:tcPr>
+            <w:tcW w:type="dxa" w:w="1474"/>
+            <w:tcBorders>
+              <w:top w:val="single" w:color="000000" w:sz="4"/>
+              <w:left w:val="single" w:color="000000" w:sz="4"/>
+              <w:bottom w:val="single" w:color="000000" w:sz="4"/>
+              <w:right w:val="single" w:color="000000" w:sz="4"/>
+            </w:tcBorders>
+            <w:shd w:fill="ffffff" w:color="auto" w:val="clear"/>
+            <w:tcMar>
+              <w:top w:type="dxa" w:w="170"/>
+              <w:left w:type="dxa" w:w="170"/>
+              <w:bottom w:type="dxa" w:w="170"/>
+              <w:right w:type="dxa" w:w="170"/>
+            </w:tcMar>
+            <w:vAlign w:val="center"/>
+          </w:tcPr>
+          <w:p>
+            <w:pPr>
+              <w:jc w:val="left"/>
+            </w:pPr>
+            <w:r>
+              <w:rPr>
+                <w:rFonts w:ascii="NanumGothic" w:cs="NanumGothic" w:eastAsia="NanumGothic" w:hAnsi="NanumGothic"/>
+                <w:sz w:val="20"/>
+                <w:szCs w:val="20"/>
+              </w:rPr>
+              <w:t xml:space="preserve"/>
+            </w:r>
+          </w:p>
+        </w:tc>
+        <w:tc>
+          <w:tcPr>
+            <w:tcW w:type="dxa" w:w="2154"/>
+            <w:tcBorders>
+              <w:top w:val="single" w:color="000000" w:sz="4"/>
+              <w:left w:val="single" w:color="000000" w:sz="4"/>
+              <w:bottom w:val="single" w:color="000000" w:sz="4"/>
+              <w:right w:val="single" w:color="000000" w:sz="4"/>
+            </w:tcBorders>
+            <w:shd w:fill="ffffff" w:color="auto" w:val="clear"/>
+            <w:tcMar>
+              <w:top w:type="dxa" w:w="170"/>
+              <w:left w:type="dxa" w:w="170"/>
+              <w:bottom w:type="dxa" w:w="170"/>
+              <w:right w:type="dxa" w:w="170"/>
+            </w:tcMar>
+            <w:vAlign w:val="center"/>
+          </w:tcPr>
+          <w:p>
+            <w:pPr>
+              <w:jc w:val="left"/>
+            </w:pPr>
+            <w:r>
+              <w:rPr>
+                <w:rFonts w:ascii="NanumGothic" w:cs="NanumGothic" w:eastAsia="NanumGothic" w:hAnsi="NanumGothic"/>
+                <w:sz w:val="20"/>
+                <w:szCs w:val="20"/>
+              </w:rPr>
+              <w:t xml:space="preserve"/>
+            </w:r>
+          </w:p>
+        </w:tc>
+        <w:tc>
+          <w:tcPr>
+            <w:tcW w:type="dxa" w:w="1474"/>
+            <w:tcBorders>
+              <w:top w:val="single" w:color="000000" w:sz="4"/>
+              <w:left w:val="single" w:color="000000" w:sz="4"/>
+              <w:bottom w:val="single" w:color="000000" w:sz="4"/>
+              <w:right w:val="single" w:color="000000" w:sz="4"/>
+            </w:tcBorders>
+            <w:shd w:fill="ffffff" w:color="auto" w:val="clear"/>
+            <w:tcMar>
+              <w:top w:type="dxa" w:w="170"/>
+              <w:left w:type="dxa" w:w="170"/>
+              <w:bottom w:type="dxa" w:w="170"/>
+              <w:right w:type="dxa" w:w="170"/>
+            </w:tcMar>
+            <w:vAlign w:val="center"/>
+          </w:tcPr>
+          <w:p>
+            <w:pPr>
+              <w:jc w:val="left"/>
+            </w:pPr>
+            <w:r>
+              <w:rPr>
+                <w:rFonts w:ascii="NanumGothic" w:cs="NanumGothic" w:eastAsia="NanumGothic" w:hAnsi="NanumGothic"/>
+                <w:sz w:val="20"/>
+                <w:szCs w:val="20"/>
+              </w:rPr>
+              <w:t xml:space="preserve"/>
+            </w:r>
+          </w:p>
+        </w:tc>
+        <w:tc>
+          <w:tcPr>
+            <w:tcW w:type="dxa" w:w="1133"/>
             <w:tcBorders>
               <w:top w:val="single" w:color="000000" w:sz="4"/>
               <w:left w:val="single" w:color="000000" w:sz="4"/>
@@ -3059,7 +3059,7 @@
         </w:tc>
         <w:tc>
           <w:tcPr>
-            <w:tcW w:type="dxa" w:w="3288"/>
+            <w:tcW w:type="dxa" w:w="2834"/>
             <w:tcBorders>
               <w:top w:val="single" w:color="000000" w:sz="4"/>
               <w:left w:val="single" w:color="000000" w:sz="4"/>
@@ -3091,7 +3091,7 @@
         </w:tc>
         <w:tc>
           <w:tcPr>
-            <w:tcW w:type="dxa" w:w="1927"/>
+            <w:tcW w:type="dxa" w:w="1474"/>
             <w:tcBorders>
               <w:top w:val="single" w:color="000000" w:sz="4"/>
               <w:left w:val="single" w:color="000000" w:sz="4"/>
@@ -3123,7 +3123,7 @@
         </w:tc>
         <w:tc>
           <w:tcPr>
-            <w:tcW w:type="dxa" w:w="1587"/>
+            <w:tcW w:type="dxa" w:w="2154"/>
             <w:tcBorders>
               <w:top w:val="single" w:color="000000" w:sz="4"/>
               <w:left w:val="single" w:color="000000" w:sz="4"/>
@@ -3155,7 +3155,7 @@
         </w:tc>
         <w:tc>
           <w:tcPr>
-            <w:tcW w:type="dxa" w:w="1360"/>
+            <w:tcW w:type="dxa" w:w="1474"/>
             <w:tcBorders>
               <w:top w:val="single" w:color="000000" w:sz="4"/>
               <w:left w:val="single" w:color="000000" w:sz="4"/>
@@ -3187,7 +3187,7 @@
         </w:tc>
         <w:tc>
           <w:tcPr>
-            <w:tcW w:type="dxa" w:w="907"/>
+            <w:tcW w:type="dxa" w:w="1133"/>
             <w:tcBorders>
               <w:top w:val="single" w:color="000000" w:sz="4"/>
               <w:left w:val="single" w:color="000000" w:sz="4"/>
@@ -3256,135 +3256,135 @@
         </w:tc>
         <w:tc>
           <w:tcPr>
-            <w:tcW w:type="dxa" w:w="3288"/>
-            <w:tcBorders>
-              <w:top w:val="single" w:color="000000" w:sz="4"/>
-              <w:left w:val="single" w:color="000000" w:sz="4"/>
-              <w:bottom w:val="single" w:color="000000" w:sz="4"/>
-              <w:right w:val="single" w:color="000000" w:sz="4"/>
-            </w:tcBorders>
-            <w:shd w:fill="ffffff" w:color="auto" w:val="clear"/>
-            <w:tcMar>
-              <w:top w:type="dxa" w:w="170"/>
-              <w:left w:type="dxa" w:w="170"/>
-              <w:bottom w:type="dxa" w:w="170"/>
-              <w:right w:type="dxa" w:w="170"/>
-            </w:tcMar>
-            <w:vAlign w:val="center"/>
-          </w:tcPr>
-          <w:p>
-            <w:pPr>
-              <w:jc w:val="left"/>
-            </w:pPr>
-            <w:r>
-              <w:rPr>
-                <w:rFonts w:ascii="NanumGothic" w:cs="NanumGothic" w:eastAsia="NanumGothic" w:hAnsi="NanumGothic"/>
-                <w:sz w:val="20"/>
-                <w:szCs w:val="20"/>
-              </w:rPr>
-              <w:t xml:space="preserve"/>
-            </w:r>
-          </w:p>
-        </w:tc>
-        <w:tc>
-          <w:tcPr>
-            <w:tcW w:type="dxa" w:w="1927"/>
-            <w:tcBorders>
-              <w:top w:val="single" w:color="000000" w:sz="4"/>
-              <w:left w:val="single" w:color="000000" w:sz="4"/>
-              <w:bottom w:val="single" w:color="000000" w:sz="4"/>
-              <w:right w:val="single" w:color="000000" w:sz="4"/>
-            </w:tcBorders>
-            <w:shd w:fill="ffffff" w:color="auto" w:val="clear"/>
-            <w:tcMar>
-              <w:top w:type="dxa" w:w="170"/>
-              <w:left w:type="dxa" w:w="170"/>
-              <w:bottom w:type="dxa" w:w="170"/>
-              <w:right w:type="dxa" w:w="170"/>
-            </w:tcMar>
-            <w:vAlign w:val="center"/>
-          </w:tcPr>
-          <w:p>
-            <w:pPr>
-              <w:jc w:val="left"/>
-            </w:pPr>
-            <w:r>
-              <w:rPr>
-                <w:rFonts w:ascii="NanumGothic" w:cs="NanumGothic" w:eastAsia="NanumGothic" w:hAnsi="NanumGothic"/>
-                <w:sz w:val="20"/>
-                <w:szCs w:val="20"/>
-              </w:rPr>
-              <w:t xml:space="preserve"/>
-            </w:r>
-          </w:p>
-        </w:tc>
-        <w:tc>
-          <w:tcPr>
-            <w:tcW w:type="dxa" w:w="1587"/>
-            <w:tcBorders>
-              <w:top w:val="single" w:color="000000" w:sz="4"/>
-              <w:left w:val="single" w:color="000000" w:sz="4"/>
-              <w:bottom w:val="single" w:color="000000" w:sz="4"/>
-              <w:right w:val="single" w:color="000000" w:sz="4"/>
-            </w:tcBorders>
-            <w:shd w:fill="ffffff" w:color="auto" w:val="clear"/>
-            <w:tcMar>
-              <w:top w:type="dxa" w:w="170"/>
-              <w:left w:type="dxa" w:w="170"/>
-              <w:bottom w:type="dxa" w:w="170"/>
-              <w:right w:type="dxa" w:w="170"/>
-            </w:tcMar>
-            <w:vAlign w:val="center"/>
-          </w:tcPr>
-          <w:p>
-            <w:pPr>
-              <w:jc w:val="left"/>
-            </w:pPr>
-            <w:r>
-              <w:rPr>
-                <w:rFonts w:ascii="NanumGothic" w:cs="NanumGothic" w:eastAsia="NanumGothic" w:hAnsi="NanumGothic"/>
-                <w:sz w:val="20"/>
-                <w:szCs w:val="20"/>
-              </w:rPr>
-              <w:t xml:space="preserve"/>
-            </w:r>
-          </w:p>
-        </w:tc>
-        <w:tc>
-          <w:tcPr>
-            <w:tcW w:type="dxa" w:w="1360"/>
-            <w:tcBorders>
-              <w:top w:val="single" w:color="000000" w:sz="4"/>
-              <w:left w:val="single" w:color="000000" w:sz="4"/>
-              <w:bottom w:val="single" w:color="000000" w:sz="4"/>
-              <w:right w:val="single" w:color="000000" w:sz="4"/>
-            </w:tcBorders>
-            <w:shd w:fill="ffffff" w:color="auto" w:val="clear"/>
-            <w:tcMar>
-              <w:top w:type="dxa" w:w="170"/>
-              <w:left w:type="dxa" w:w="170"/>
-              <w:bottom w:type="dxa" w:w="170"/>
-              <w:right w:type="dxa" w:w="170"/>
-            </w:tcMar>
-            <w:vAlign w:val="center"/>
-          </w:tcPr>
-          <w:p>
-            <w:pPr>
-              <w:jc w:val="left"/>
-            </w:pPr>
-            <w:r>
-              <w:rPr>
-                <w:rFonts w:ascii="NanumGothic" w:cs="NanumGothic" w:eastAsia="NanumGothic" w:hAnsi="NanumGothic"/>
-                <w:sz w:val="20"/>
-                <w:szCs w:val="20"/>
-              </w:rPr>
-              <w:t xml:space="preserve"/>
-            </w:r>
-          </w:p>
-        </w:tc>
-        <w:tc>
-          <w:tcPr>
-            <w:tcW w:type="dxa" w:w="907"/>
+            <w:tcW w:type="dxa" w:w="2834"/>
+            <w:tcBorders>
+              <w:top w:val="single" w:color="000000" w:sz="4"/>
+              <w:left w:val="single" w:color="000000" w:sz="4"/>
+              <w:bottom w:val="single" w:color="000000" w:sz="4"/>
+              <w:right w:val="single" w:color="000000" w:sz="4"/>
+            </w:tcBorders>
+            <w:shd w:fill="ffffff" w:color="auto" w:val="clear"/>
+            <w:tcMar>
+              <w:top w:type="dxa" w:w="170"/>
+              <w:left w:type="dxa" w:w="170"/>
+              <w:bottom w:type="dxa" w:w="170"/>
+              <w:right w:type="dxa" w:w="170"/>
+            </w:tcMar>
+            <w:vAlign w:val="center"/>
+          </w:tcPr>
+          <w:p>
+            <w:pPr>
+              <w:jc w:val="left"/>
+            </w:pPr>
+            <w:r>
+              <w:rPr>
+                <w:rFonts w:ascii="NanumGothic" w:cs="NanumGothic" w:eastAsia="NanumGothic" w:hAnsi="NanumGothic"/>
+                <w:sz w:val="20"/>
+                <w:szCs w:val="20"/>
+              </w:rPr>
+              <w:t xml:space="preserve"/>
+            </w:r>
+          </w:p>
+        </w:tc>
+        <w:tc>
+          <w:tcPr>
+            <w:tcW w:type="dxa" w:w="1474"/>
+            <w:tcBorders>
+              <w:top w:val="single" w:color="000000" w:sz="4"/>
+              <w:left w:val="single" w:color="000000" w:sz="4"/>
+              <w:bottom w:val="single" w:color="000000" w:sz="4"/>
+              <w:right w:val="single" w:color="000000" w:sz="4"/>
+            </w:tcBorders>
+            <w:shd w:fill="ffffff" w:color="auto" w:val="clear"/>
+            <w:tcMar>
+              <w:top w:type="dxa" w:w="170"/>
+              <w:left w:type="dxa" w:w="170"/>
+              <w:bottom w:type="dxa" w:w="170"/>
+              <w:right w:type="dxa" w:w="170"/>
+            </w:tcMar>
+            <w:vAlign w:val="center"/>
+          </w:tcPr>
+          <w:p>
+            <w:pPr>
+              <w:jc w:val="left"/>
+            </w:pPr>
+            <w:r>
+              <w:rPr>
+                <w:rFonts w:ascii="NanumGothic" w:cs="NanumGothic" w:eastAsia="NanumGothic" w:hAnsi="NanumGothic"/>
+                <w:sz w:val="20"/>
+                <w:szCs w:val="20"/>
+              </w:rPr>
+              <w:t xml:space="preserve"/>
+            </w:r>
+          </w:p>
+        </w:tc>
+        <w:tc>
+          <w:tcPr>
+            <w:tcW w:type="dxa" w:w="2154"/>
+            <w:tcBorders>
+              <w:top w:val="single" w:color="000000" w:sz="4"/>
+              <w:left w:val="single" w:color="000000" w:sz="4"/>
+              <w:bottom w:val="single" w:color="000000" w:sz="4"/>
+              <w:right w:val="single" w:color="000000" w:sz="4"/>
+            </w:tcBorders>
+            <w:shd w:fill="ffffff" w:color="auto" w:val="clear"/>
+            <w:tcMar>
+              <w:top w:type="dxa" w:w="170"/>
+              <w:left w:type="dxa" w:w="170"/>
+              <w:bottom w:type="dxa" w:w="170"/>
+              <w:right w:type="dxa" w:w="170"/>
+            </w:tcMar>
+            <w:vAlign w:val="center"/>
+          </w:tcPr>
+          <w:p>
+            <w:pPr>
+              <w:jc w:val="left"/>
+            </w:pPr>
+            <w:r>
+              <w:rPr>
+                <w:rFonts w:ascii="NanumGothic" w:cs="NanumGothic" w:eastAsia="NanumGothic" w:hAnsi="NanumGothic"/>
+                <w:sz w:val="20"/>
+                <w:szCs w:val="20"/>
+              </w:rPr>
+              <w:t xml:space="preserve"/>
+            </w:r>
+          </w:p>
+        </w:tc>
+        <w:tc>
+          <w:tcPr>
+            <w:tcW w:type="dxa" w:w="1474"/>
+            <w:tcBorders>
+              <w:top w:val="single" w:color="000000" w:sz="4"/>
+              <w:left w:val="single" w:color="000000" w:sz="4"/>
+              <w:bottom w:val="single" w:color="000000" w:sz="4"/>
+              <w:right w:val="single" w:color="000000" w:sz="4"/>
+            </w:tcBorders>
+            <w:shd w:fill="ffffff" w:color="auto" w:val="clear"/>
+            <w:tcMar>
+              <w:top w:type="dxa" w:w="170"/>
+              <w:left w:type="dxa" w:w="170"/>
+              <w:bottom w:type="dxa" w:w="170"/>
+              <w:right w:type="dxa" w:w="170"/>
+            </w:tcMar>
+            <w:vAlign w:val="center"/>
+          </w:tcPr>
+          <w:p>
+            <w:pPr>
+              <w:jc w:val="left"/>
+            </w:pPr>
+            <w:r>
+              <w:rPr>
+                <w:rFonts w:ascii="NanumGothic" w:cs="NanumGothic" w:eastAsia="NanumGothic" w:hAnsi="NanumGothic"/>
+                <w:sz w:val="20"/>
+                <w:szCs w:val="20"/>
+              </w:rPr>
+              <w:t xml:space="preserve"/>
+            </w:r>
+          </w:p>
+        </w:tc>
+        <w:tc>
+          <w:tcPr>
+            <w:tcW w:type="dxa" w:w="1133"/>
             <w:tcBorders>
               <w:top w:val="single" w:color="000000" w:sz="4"/>
               <w:left w:val="single" w:color="000000" w:sz="4"/>
@@ -3476,7 +3476,7 @@
                 <w:sz w:val="20"/>
                 <w:szCs w:val="20"/>
               </w:rPr>
-              <w:t xml:space="preserve">작성자</w:t>
+              <w:t xml:space="preserve">신청자</w:t>
             </w:r>
           </w:p>
         </w:tc>
@@ -3510,7 +3510,7 @@
                 <w:sz w:val="20"/>
                 <w:szCs w:val="20"/>
               </w:rPr>
-              <w:t xml:space="preserve">확인자</w:t>
+              <w:t xml:space="preserve">안전담당자</w:t>
             </w:r>
           </w:p>
         </w:tc>
